--- a/Documentation.docx
+++ b/Documentation.docx
@@ -161,19 +161,7 @@
         <w:rPr>
           <w:rFonts w:ascii="Arial" w:hAnsi="Arial" w:cs="Arial"/>
         </w:rPr>
-        <w:t>Structure of Computer System</w:t>
-      </w:r>
-      <w:r>
-        <w:rPr>
-          <w:rFonts w:ascii="Arial" w:hAnsi="Arial" w:cs="Arial"/>
-        </w:rPr>
-        <w:t>s</w:t>
-      </w:r>
-      <w:r>
-        <w:rPr>
-          <w:rFonts w:ascii="Arial" w:hAnsi="Arial" w:cs="Arial"/>
-        </w:rPr>
-        <w:t xml:space="preserve"> Projects</w:t>
+        <w:t>Structura Sistemelor de Calcul</w:t>
       </w:r>
     </w:p>
     <w:p>
@@ -268,19 +256,7 @@
         <w:rPr>
           <w:rFonts w:ascii="Arial" w:hAnsi="Arial" w:cs="Arial"/>
         </w:rPr>
-        <w:t>Technical University of Cluj</w:t>
-      </w:r>
-      <w:r>
-        <w:rPr>
-          <w:rFonts w:ascii="Arial" w:hAnsi="Arial" w:cs="Arial"/>
-        </w:rPr>
-        <w:t>-</w:t>
-      </w:r>
-      <w:r>
-        <w:rPr>
-          <w:rFonts w:ascii="Arial" w:hAnsi="Arial" w:cs="Arial"/>
-        </w:rPr>
-        <w:t>Napoca</w:t>
+        <w:t>Universitatea Tehnica Cluj-Napoca</w:t>
       </w:r>
     </w:p>
     <w:p/>
@@ -313,39 +289,49 @@
           <w:szCs w:val="32"/>
         </w:rPr>
         <w:lastRenderedPageBreak/>
-        <w:t>Contents</w:t>
-      </w:r>
-    </w:p>
-    <w:p>
-      <w:pPr>
-        <w:rPr>
-          <w:rFonts w:ascii="Arial" w:hAnsi="Arial" w:cs="Arial"/>
-          <w:b/>
-          <w:bCs/>
-          <w:sz w:val="28"/>
-          <w:szCs w:val="28"/>
-        </w:rPr>
-      </w:pPr>
-    </w:p>
-    <w:p>
-      <w:pPr>
-        <w:rPr>
-          <w:rFonts w:ascii="Arial" w:hAnsi="Arial" w:cs="Arial"/>
-          <w:b/>
-          <w:bCs/>
-          <w:sz w:val="28"/>
-          <w:szCs w:val="28"/>
-        </w:rPr>
-      </w:pPr>
-      <w:r>
-        <w:rPr>
-          <w:rFonts w:ascii="Arial" w:hAnsi="Arial" w:cs="Arial"/>
-          <w:b/>
-          <w:bCs/>
-          <w:sz w:val="28"/>
-          <w:szCs w:val="28"/>
-        </w:rPr>
-        <w:t>1.Introduction</w:t>
+        <w:t>Continut</w:t>
+      </w:r>
+    </w:p>
+    <w:p>
+      <w:pPr>
+        <w:rPr>
+          <w:rFonts w:ascii="Arial" w:hAnsi="Arial" w:cs="Arial"/>
+          <w:b/>
+          <w:bCs/>
+          <w:sz w:val="28"/>
+          <w:szCs w:val="28"/>
+        </w:rPr>
+      </w:pPr>
+    </w:p>
+    <w:p>
+      <w:pPr>
+        <w:rPr>
+          <w:rFonts w:ascii="Arial" w:hAnsi="Arial" w:cs="Arial"/>
+          <w:b/>
+          <w:bCs/>
+          <w:sz w:val="28"/>
+          <w:szCs w:val="28"/>
+        </w:rPr>
+      </w:pPr>
+      <w:r>
+        <w:rPr>
+          <w:rFonts w:ascii="Arial" w:hAnsi="Arial" w:cs="Arial"/>
+          <w:b/>
+          <w:bCs/>
+          <w:sz w:val="28"/>
+          <w:szCs w:val="28"/>
+        </w:rPr>
+        <w:t>1.Intr</w:t>
+      </w:r>
+      <w:r>
+        <w:rPr>
+          <w:rFonts w:ascii="Arial" w:hAnsi="Arial" w:cs="Arial"/>
+          <w:b/>
+          <w:bCs/>
+          <w:sz w:val="28"/>
+          <w:szCs w:val="28"/>
+        </w:rPr>
+        <w:t>oducere</w:t>
       </w:r>
     </w:p>
     <w:p>
@@ -390,49 +376,77 @@
           <w:szCs w:val="28"/>
         </w:rPr>
         <w:tab/>
-        <w:t>1.2 Objectives</w:t>
-      </w:r>
-    </w:p>
-    <w:p>
-      <w:pPr>
-        <w:rPr>
-          <w:rFonts w:ascii="Arial" w:hAnsi="Arial" w:cs="Arial"/>
-          <w:b/>
-          <w:bCs/>
-          <w:sz w:val="28"/>
-          <w:szCs w:val="28"/>
-        </w:rPr>
-      </w:pPr>
-      <w:r>
-        <w:rPr>
-          <w:rFonts w:ascii="Arial" w:hAnsi="Arial" w:cs="Arial"/>
-          <w:b/>
-          <w:bCs/>
-          <w:sz w:val="28"/>
-          <w:szCs w:val="28"/>
-        </w:rPr>
-        <w:t>2.Bibliographic Research</w:t>
-      </w:r>
-    </w:p>
-    <w:p>
-      <w:pPr>
-        <w:rPr>
-          <w:rFonts w:ascii="Arial" w:hAnsi="Arial" w:cs="Arial"/>
-          <w:b/>
-          <w:bCs/>
-          <w:sz w:val="28"/>
-          <w:szCs w:val="28"/>
-        </w:rPr>
-      </w:pPr>
-      <w:r>
-        <w:rPr>
-          <w:rFonts w:ascii="Arial" w:hAnsi="Arial" w:cs="Arial"/>
-          <w:b/>
-          <w:bCs/>
-          <w:sz w:val="28"/>
-          <w:szCs w:val="28"/>
-        </w:rPr>
-        <w:t>3.Analysis</w:t>
+        <w:t xml:space="preserve">1.2 </w:t>
+      </w:r>
+      <w:r>
+        <w:rPr>
+          <w:rFonts w:ascii="Arial" w:hAnsi="Arial" w:cs="Arial"/>
+          <w:sz w:val="28"/>
+          <w:szCs w:val="28"/>
+        </w:rPr>
+        <w:t>Obiective</w:t>
+      </w:r>
+    </w:p>
+    <w:p>
+      <w:pPr>
+        <w:rPr>
+          <w:rFonts w:ascii="Arial" w:hAnsi="Arial" w:cs="Arial"/>
+          <w:b/>
+          <w:bCs/>
+          <w:sz w:val="28"/>
+          <w:szCs w:val="28"/>
+        </w:rPr>
+      </w:pPr>
+      <w:r>
+        <w:rPr>
+          <w:rFonts w:ascii="Arial" w:hAnsi="Arial" w:cs="Arial"/>
+          <w:b/>
+          <w:bCs/>
+          <w:sz w:val="28"/>
+          <w:szCs w:val="28"/>
+        </w:rPr>
+        <w:t>2.</w:t>
+      </w:r>
+      <w:r>
+        <w:rPr>
+          <w:rFonts w:ascii="Arial" w:hAnsi="Arial" w:cs="Arial"/>
+          <w:b/>
+          <w:bCs/>
+          <w:sz w:val="28"/>
+          <w:szCs w:val="28"/>
+        </w:rPr>
+        <w:t>Studiu Bibliografic</w:t>
+      </w:r>
+    </w:p>
+    <w:p>
+      <w:pPr>
+        <w:rPr>
+          <w:rFonts w:ascii="Arial" w:hAnsi="Arial" w:cs="Arial"/>
+          <w:b/>
+          <w:bCs/>
+          <w:sz w:val="28"/>
+          <w:szCs w:val="28"/>
+        </w:rPr>
+      </w:pPr>
+      <w:r>
+        <w:rPr>
+          <w:rFonts w:ascii="Arial" w:hAnsi="Arial" w:cs="Arial"/>
+          <w:b/>
+          <w:bCs/>
+          <w:sz w:val="28"/>
+          <w:szCs w:val="28"/>
+        </w:rPr>
+        <w:t>3.</w:t>
+      </w:r>
+      <w:r>
+        <w:rPr>
+          <w:rFonts w:ascii="Arial" w:hAnsi="Arial" w:cs="Arial"/>
+          <w:b/>
+          <w:bCs/>
+          <w:sz w:val="28"/>
+          <w:szCs w:val="28"/>
+        </w:rPr>
+        <w:t>Analiza</w:t>
       </w:r>
     </w:p>
     <w:p>
@@ -474,49 +488,79 @@
           <w:sz w:val="28"/>
           <w:szCs w:val="28"/>
         </w:rPr>
-        <w:t>5.Implementation</w:t>
-      </w:r>
-    </w:p>
-    <w:p>
-      <w:pPr>
-        <w:rPr>
-          <w:rFonts w:ascii="Arial" w:hAnsi="Arial" w:cs="Arial"/>
-          <w:b/>
-          <w:bCs/>
-          <w:sz w:val="28"/>
-          <w:szCs w:val="28"/>
-        </w:rPr>
-      </w:pPr>
-      <w:r>
-        <w:rPr>
-          <w:rFonts w:ascii="Arial" w:hAnsi="Arial" w:cs="Arial"/>
-          <w:b/>
-          <w:bCs/>
-          <w:sz w:val="28"/>
-          <w:szCs w:val="28"/>
-        </w:rPr>
-        <w:t>6.Testing &amp; Validation</w:t>
-      </w:r>
-    </w:p>
-    <w:p>
-      <w:pPr>
-        <w:rPr>
-          <w:rFonts w:ascii="Arial" w:hAnsi="Arial" w:cs="Arial"/>
-          <w:b/>
-          <w:bCs/>
-          <w:sz w:val="28"/>
-          <w:szCs w:val="28"/>
-        </w:rPr>
-      </w:pPr>
-      <w:r>
-        <w:rPr>
-          <w:rFonts w:ascii="Arial" w:hAnsi="Arial" w:cs="Arial"/>
-          <w:b/>
-          <w:bCs/>
-          <w:sz w:val="28"/>
-          <w:szCs w:val="28"/>
-        </w:rPr>
-        <w:t>7.Conclusions</w:t>
+        <w:t>5.</w:t>
+      </w:r>
+      <w:r>
+        <w:rPr>
+          <w:rFonts w:ascii="Arial" w:hAnsi="Arial" w:cs="Arial"/>
+          <w:b/>
+          <w:bCs/>
+          <w:sz w:val="28"/>
+          <w:szCs w:val="28"/>
+        </w:rPr>
+        <w:t>Implementare</w:t>
+      </w:r>
+    </w:p>
+    <w:p>
+      <w:pPr>
+        <w:rPr>
+          <w:rFonts w:ascii="Arial" w:hAnsi="Arial" w:cs="Arial"/>
+          <w:b/>
+          <w:bCs/>
+          <w:sz w:val="28"/>
+          <w:szCs w:val="28"/>
+        </w:rPr>
+      </w:pPr>
+      <w:r>
+        <w:rPr>
+          <w:rFonts w:ascii="Arial" w:hAnsi="Arial" w:cs="Arial"/>
+          <w:b/>
+          <w:bCs/>
+          <w:sz w:val="28"/>
+          <w:szCs w:val="28"/>
+        </w:rPr>
+        <w:t>6.Test</w:t>
+      </w:r>
+      <w:r>
+        <w:rPr>
+          <w:rFonts w:ascii="Arial" w:hAnsi="Arial" w:cs="Arial"/>
+          <w:b/>
+          <w:bCs/>
+          <w:sz w:val="28"/>
+          <w:szCs w:val="28"/>
+        </w:rPr>
+        <w:t>are si Validare</w:t>
+      </w:r>
+    </w:p>
+    <w:p>
+      <w:pPr>
+        <w:rPr>
+          <w:rFonts w:ascii="Arial" w:hAnsi="Arial" w:cs="Arial"/>
+          <w:b/>
+          <w:bCs/>
+          <w:sz w:val="28"/>
+          <w:szCs w:val="28"/>
+        </w:rPr>
+      </w:pPr>
+      <w:r>
+        <w:rPr>
+          <w:rFonts w:ascii="Arial" w:hAnsi="Arial" w:cs="Arial"/>
+          <w:b/>
+          <w:bCs/>
+          <w:sz w:val="28"/>
+          <w:szCs w:val="28"/>
+        </w:rPr>
+        <w:t>7.</w:t>
+      </w:r>
+      <w:r>
+        <w:rPr>
+          <w:rFonts w:ascii="Arial" w:hAnsi="Arial" w:cs="Arial"/>
+          <w:b/>
+          <w:bCs/>
+          <w:sz w:val="28"/>
+          <w:szCs w:val="28"/>
+        </w:rPr>
+        <w:t>Concluzii</w:t>
       </w:r>
     </w:p>
     <w:p>
@@ -548,7 +592,7 @@
           <w:sz w:val="32"/>
           <w:szCs w:val="32"/>
         </w:rPr>
-        <w:t>Bibliography</w:t>
+        <w:t>Bibliografie</w:t>
       </w:r>
     </w:p>
     <w:p/>
@@ -571,35 +615,11 @@
           <w:rFonts w:ascii="Arial" w:hAnsi="Arial" w:cs="Arial"/>
           <w:b/>
           <w:bCs/>
-          <w:sz w:val="36"/>
-          <w:szCs w:val="36"/>
-        </w:rPr>
-      </w:pPr>
-      <w:r>
-        <w:rPr>
-          <w:rFonts w:ascii="Arial" w:hAnsi="Arial" w:cs="Arial"/>
-          <w:b/>
-          <w:bCs/>
-          <w:sz w:val="36"/>
-          <w:szCs w:val="36"/>
-        </w:rPr>
-        <w:lastRenderedPageBreak/>
-        <w:t>Introduction</w:t>
-      </w:r>
-    </w:p>
-    <w:p>
-      <w:pPr>
-        <w:rPr>
-          <w:rFonts w:ascii="Arial" w:hAnsi="Arial" w:cs="Arial"/>
-          <w:b/>
-          <w:bCs/>
           <w:sz w:val="32"/>
           <w:szCs w:val="32"/>
         </w:rPr>
       </w:pPr>
-    </w:p>
-    <w:p>
-      <w:pPr>
+      <w:r>
         <w:rPr>
           <w:rFonts w:ascii="Arial" w:hAnsi="Arial" w:cs="Arial"/>
           <w:b/>
@@ -607,147 +627,145 @@
           <w:sz w:val="32"/>
           <w:szCs w:val="32"/>
         </w:rPr>
-      </w:pPr>
-    </w:p>
-    <w:p>
-      <w:pPr>
-        <w:rPr>
-          <w:rFonts w:ascii="Arial" w:hAnsi="Arial" w:cs="Arial"/>
-          <w:b/>
-          <w:bCs/>
-          <w:sz w:val="32"/>
-          <w:szCs w:val="32"/>
-        </w:rPr>
-      </w:pPr>
-    </w:p>
-    <w:p>
-      <w:pPr>
-        <w:rPr>
-          <w:rFonts w:ascii="Arial" w:hAnsi="Arial" w:cs="Arial"/>
-          <w:b/>
-          <w:bCs/>
-          <w:sz w:val="32"/>
-          <w:szCs w:val="32"/>
-        </w:rPr>
-      </w:pPr>
-      <w:r>
-        <w:rPr>
-          <w:rFonts w:ascii="Arial" w:hAnsi="Arial" w:cs="Arial"/>
-          <w:b/>
-          <w:bCs/>
-          <w:sz w:val="32"/>
-          <w:szCs w:val="32"/>
-        </w:rPr>
-        <w:t>1.1</w:t>
-      </w:r>
-      <w:r>
-        <w:rPr>
-          <w:rFonts w:ascii="Arial" w:hAnsi="Arial" w:cs="Arial"/>
-          <w:b/>
-          <w:bCs/>
-          <w:sz w:val="32"/>
-          <w:szCs w:val="32"/>
-        </w:rPr>
-        <w:t>Context</w:t>
-      </w:r>
-    </w:p>
-    <w:p>
-      <w:pPr>
-        <w:rPr>
-          <w:rFonts w:ascii="Arial" w:hAnsi="Arial" w:cs="Arial"/>
-          <w:sz w:val="28"/>
-          <w:szCs w:val="28"/>
-        </w:rPr>
-      </w:pPr>
-      <w:r>
-        <w:rPr>
-          <w:rFonts w:ascii="Arial" w:hAnsi="Arial" w:cs="Arial"/>
-          <w:sz w:val="28"/>
-          <w:szCs w:val="28"/>
-        </w:rPr>
-        <w:t>Mobile devices are a central part of our lives, with their performance being crucial for various tasks like communication, gaming and productivity. As technology advances, understanding a device’s performance (such as CPU speed, memory access and GPU efficiency) has become essential for users.</w:t>
-      </w:r>
-    </w:p>
-    <w:p>
-      <w:pPr>
-        <w:rPr>
-          <w:rFonts w:ascii="Arial" w:hAnsi="Arial" w:cs="Arial"/>
-          <w:sz w:val="28"/>
-          <w:szCs w:val="28"/>
-        </w:rPr>
-      </w:pPr>
-      <w:r>
-        <w:rPr>
-          <w:rFonts w:ascii="Arial" w:hAnsi="Arial" w:cs="Arial"/>
-          <w:sz w:val="28"/>
-          <w:szCs w:val="28"/>
-        </w:rPr>
-        <w:t>Benchmarking tools play a critical role in evaluating these aspects, providing a way to compare performance and optimize software.</w:t>
-      </w:r>
-    </w:p>
-    <w:p>
-      <w:pPr>
-        <w:rPr>
-          <w:rFonts w:ascii="Arial" w:hAnsi="Arial" w:cs="Arial"/>
-          <w:sz w:val="28"/>
-          <w:szCs w:val="28"/>
-        </w:rPr>
-      </w:pPr>
-    </w:p>
-    <w:p>
-      <w:pPr>
-        <w:rPr>
-          <w:rFonts w:ascii="Arial" w:hAnsi="Arial" w:cs="Arial"/>
-          <w:sz w:val="28"/>
-          <w:szCs w:val="28"/>
-        </w:rPr>
-      </w:pPr>
-    </w:p>
-    <w:p>
-      <w:pPr>
-        <w:rPr>
-          <w:rFonts w:ascii="Arial" w:hAnsi="Arial" w:cs="Arial"/>
-          <w:sz w:val="28"/>
-          <w:szCs w:val="28"/>
-        </w:rPr>
-      </w:pPr>
-    </w:p>
-    <w:p>
-      <w:pPr>
-        <w:rPr>
-          <w:rFonts w:ascii="Arial" w:hAnsi="Arial" w:cs="Arial"/>
-          <w:b/>
-          <w:bCs/>
-          <w:sz w:val="32"/>
-          <w:szCs w:val="32"/>
-        </w:rPr>
-      </w:pPr>
-      <w:r>
-        <w:rPr>
-          <w:rFonts w:ascii="Arial" w:hAnsi="Arial" w:cs="Arial"/>
-          <w:b/>
-          <w:bCs/>
-          <w:sz w:val="32"/>
-          <w:szCs w:val="32"/>
-        </w:rPr>
-        <w:t>1.2 Objectives</w:t>
-      </w:r>
-    </w:p>
-    <w:p>
-      <w:pPr>
-        <w:rPr>
-          <w:rFonts w:ascii="Arial" w:hAnsi="Arial" w:cs="Arial"/>
-          <w:sz w:val="28"/>
-          <w:szCs w:val="28"/>
-        </w:rPr>
-      </w:pPr>
-      <w:r>
-        <w:rPr>
-          <w:rFonts w:ascii="Arial" w:hAnsi="Arial" w:cs="Arial"/>
-          <w:sz w:val="28"/>
-          <w:szCs w:val="28"/>
-        </w:rPr>
-        <w:t>This project aims to develop an Android benchmarking program that will:</w:t>
+        <w:lastRenderedPageBreak/>
+        <w:t>Introducere</w:t>
+      </w:r>
+    </w:p>
+    <w:p>
+      <w:pPr>
+        <w:rPr>
+          <w:rFonts w:ascii="Arial" w:hAnsi="Arial" w:cs="Arial"/>
+          <w:b/>
+          <w:bCs/>
+          <w:sz w:val="28"/>
+          <w:szCs w:val="28"/>
+        </w:rPr>
+      </w:pPr>
+      <w:r>
+        <w:rPr>
+          <w:rFonts w:ascii="Arial" w:hAnsi="Arial" w:cs="Arial"/>
+          <w:b/>
+          <w:bCs/>
+          <w:sz w:val="28"/>
+          <w:szCs w:val="28"/>
+        </w:rPr>
+        <w:t>1.1 Context</w:t>
+      </w:r>
+    </w:p>
+    <w:p>
+      <w:pPr>
+        <w:rPr>
+          <w:rFonts w:ascii="Arial" w:hAnsi="Arial" w:cs="Arial"/>
+          <w:sz w:val="24"/>
+          <w:szCs w:val="24"/>
+        </w:rPr>
+      </w:pPr>
+      <w:r>
+        <w:rPr>
+          <w:rFonts w:ascii="Arial" w:hAnsi="Arial" w:cs="Arial"/>
+          <w:sz w:val="24"/>
+          <w:szCs w:val="24"/>
+        </w:rPr>
+        <w:t>In contextul dezvoltarii rapide a dispozitivelor mobile, sistemul de operare Android a devenit unul dintre cele mai utilizate, oferind un ecosistem extins de aplicatii si functionalitati. Performanta unui dispozitiv Android este esentiala pentru experienta utilizatorului, afectand direct viteza de raspuns a aplicatiilor, cat si capacitatea de a rula sarcini intensive, precum jocurile sau aplicatiile de realitate augmentata [1].</w:t>
+      </w:r>
+    </w:p>
+    <w:p>
+      <w:pPr>
+        <w:rPr>
+          <w:rFonts w:ascii="Arial" w:hAnsi="Arial" w:cs="Arial"/>
+          <w:sz w:val="24"/>
+          <w:szCs w:val="24"/>
+        </w:rPr>
+      </w:pPr>
+    </w:p>
+    <w:p>
+      <w:pPr>
+        <w:rPr>
+          <w:rFonts w:ascii="Arial" w:hAnsi="Arial" w:cs="Arial"/>
+          <w:sz w:val="24"/>
+          <w:szCs w:val="24"/>
+        </w:rPr>
+      </w:pPr>
+      <w:r>
+        <w:rPr>
+          <w:rFonts w:ascii="Arial" w:hAnsi="Arial" w:cs="Arial"/>
+          <w:sz w:val="24"/>
+          <w:szCs w:val="24"/>
+        </w:rPr>
+        <w:t>Evaluarea si masurarea performantei dispozitivelor Android sunt cruciale atat pentru dezvoltatorii de software cat si pentru producatorii de hardware , permitand optimizarea experientei de utilizare. Aplicatiile de benchmark sunt utilizate pentru a analiza diverse componente ale dispozitivelor, cum ar fi procesorul (CPU), unitatea de procesare grafica (GPU), memoria RAM si stocarea interna, oferind astfel informatii valoroase despre performanta dispozitivelor [1][2]. Aceste aplicatii permit utilizatorilor si dezvoltatorilor sa identifice atat punctele forte, cat si posibile limitari ale dispozitivelor testate [2].</w:t>
+      </w:r>
+    </w:p>
+    <w:p>
+      <w:pPr>
+        <w:rPr>
+          <w:rFonts w:ascii="Arial" w:hAnsi="Arial" w:cs="Arial"/>
+          <w:sz w:val="24"/>
+          <w:szCs w:val="24"/>
+        </w:rPr>
+      </w:pPr>
+    </w:p>
+    <w:p>
+      <w:pPr>
+        <w:rPr>
+          <w:rFonts w:ascii="Arial" w:hAnsi="Arial" w:cs="Arial"/>
+          <w:b/>
+          <w:bCs/>
+          <w:sz w:val="28"/>
+          <w:szCs w:val="28"/>
+        </w:rPr>
+      </w:pPr>
+      <w:r>
+        <w:rPr>
+          <w:rFonts w:ascii="Arial" w:hAnsi="Arial" w:cs="Arial"/>
+          <w:b/>
+          <w:bCs/>
+          <w:sz w:val="28"/>
+          <w:szCs w:val="28"/>
+        </w:rPr>
+        <w:t>1.2 Obiective</w:t>
+      </w:r>
+    </w:p>
+    <w:p>
+      <w:pPr>
+        <w:rPr>
+          <w:rFonts w:ascii="Arial" w:hAnsi="Arial" w:cs="Arial"/>
+          <w:sz w:val="24"/>
+          <w:szCs w:val="24"/>
+        </w:rPr>
+      </w:pPr>
+      <w:r>
+        <w:rPr>
+          <w:rFonts w:ascii="Arial" w:hAnsi="Arial" w:cs="Arial"/>
+          <w:sz w:val="24"/>
+          <w:szCs w:val="24"/>
+        </w:rPr>
+        <w:t>Scopul acestui proiect este de a dezvolta o aplicatie de benchmark pentru dispozitivele Android, destinata evaluarii performantei componentelor hardware critice: CPU, GPU, memoria RAM. Aplicatia va include teste specifice fiecarui component si va afisa rezultatele intr-un format accesibil. Astfel, proiectul va oferi o evaluare detaliata a performantei dispozitivelor Android.</w:t>
+      </w:r>
+    </w:p>
+    <w:p>
+      <w:pPr>
+        <w:rPr>
+          <w:rFonts w:ascii="Arial" w:hAnsi="Arial" w:cs="Arial"/>
+          <w:sz w:val="24"/>
+          <w:szCs w:val="24"/>
+        </w:rPr>
+      </w:pPr>
+    </w:p>
+    <w:p>
+      <w:pPr>
+        <w:rPr>
+          <w:rFonts w:ascii="Arial" w:hAnsi="Arial" w:cs="Arial"/>
+          <w:sz w:val="24"/>
+          <w:szCs w:val="24"/>
+        </w:rPr>
+      </w:pPr>
+      <w:r>
+        <w:rPr>
+          <w:rFonts w:ascii="Arial" w:hAnsi="Arial" w:cs="Arial"/>
+          <w:sz w:val="24"/>
+          <w:szCs w:val="24"/>
+        </w:rPr>
+        <w:t>Obiectivele specifice ale proiectului includ:</w:t>
       </w:r>
     </w:p>
     <w:p>
@@ -755,21 +773,29 @@
         <w:pStyle w:val="ListParagraph"/>
         <w:numPr>
           <w:ilvl w:val="0"/>
-          <w:numId w:val="2"/>
+          <w:numId w:val="4"/>
         </w:numPr>
         <w:rPr>
           <w:rFonts w:ascii="Arial" w:hAnsi="Arial" w:cs="Arial"/>
-          <w:sz w:val="28"/>
-          <w:szCs w:val="28"/>
-        </w:rPr>
-      </w:pPr>
-      <w:r>
-        <w:rPr>
-          <w:rFonts w:ascii="Arial" w:hAnsi="Arial" w:cs="Arial"/>
-          <w:sz w:val="28"/>
-          <w:szCs w:val="28"/>
-        </w:rPr>
-        <w:t>Measure CPU execution time, memory access speed and GPU performance</w:t>
+          <w:sz w:val="24"/>
+          <w:szCs w:val="24"/>
+        </w:rPr>
+      </w:pPr>
+      <w:r>
+        <w:rPr>
+          <w:rFonts w:ascii="Arial" w:hAnsi="Arial" w:cs="Arial"/>
+          <w:sz w:val="24"/>
+          <w:szCs w:val="24"/>
+        </w:rPr>
+        <w:t>Dezvoltarea testelor pentru procesor (CPU) pentru a masura viteza de executie a unor sarcini</w:t>
+      </w:r>
+      <w:r>
+        <w:rPr>
+          <w:rFonts w:ascii="Arial" w:hAnsi="Arial" w:cs="Arial"/>
+          <w:sz w:val="24"/>
+          <w:szCs w:val="24"/>
+        </w:rPr>
+        <w:t xml:space="preserve"> [1]</w:t>
       </w:r>
     </w:p>
     <w:p>
@@ -777,21 +803,29 @@
         <w:pStyle w:val="ListParagraph"/>
         <w:numPr>
           <w:ilvl w:val="0"/>
-          <w:numId w:val="2"/>
+          <w:numId w:val="4"/>
         </w:numPr>
         <w:rPr>
           <w:rFonts w:ascii="Arial" w:hAnsi="Arial" w:cs="Arial"/>
-          <w:sz w:val="28"/>
-          <w:szCs w:val="28"/>
-        </w:rPr>
-      </w:pPr>
-      <w:r>
-        <w:rPr>
-          <w:rFonts w:ascii="Arial" w:hAnsi="Arial" w:cs="Arial"/>
-          <w:sz w:val="28"/>
-          <w:szCs w:val="28"/>
-        </w:rPr>
-        <w:t>Display hardware specifications</w:t>
+          <w:sz w:val="24"/>
+          <w:szCs w:val="24"/>
+        </w:rPr>
+      </w:pPr>
+      <w:r>
+        <w:rPr>
+          <w:rFonts w:ascii="Arial" w:hAnsi="Arial" w:cs="Arial"/>
+          <w:sz w:val="24"/>
+          <w:szCs w:val="24"/>
+        </w:rPr>
+        <w:t>Evaluarea performantei grafice (GPU) prin teste grafice pentru a evalua capacitatea de redare a unui continut grafic.</w:t>
+      </w:r>
+      <w:r>
+        <w:rPr>
+          <w:rFonts w:ascii="Arial" w:hAnsi="Arial" w:cs="Arial"/>
+          <w:sz w:val="24"/>
+          <w:szCs w:val="24"/>
+        </w:rPr>
+        <w:t xml:space="preserve"> [2][3]</w:t>
       </w:r>
     </w:p>
     <w:p>
@@ -799,124 +833,95 @@
         <w:pStyle w:val="ListParagraph"/>
         <w:numPr>
           <w:ilvl w:val="0"/>
-          <w:numId w:val="2"/>
+          <w:numId w:val="4"/>
         </w:numPr>
         <w:rPr>
           <w:rFonts w:ascii="Arial" w:hAnsi="Arial" w:cs="Arial"/>
-          <w:sz w:val="28"/>
-          <w:szCs w:val="28"/>
-        </w:rPr>
-      </w:pPr>
-      <w:r>
-        <w:rPr>
-          <w:rFonts w:ascii="Arial" w:hAnsi="Arial" w:cs="Arial"/>
-          <w:sz w:val="28"/>
-          <w:szCs w:val="28"/>
-        </w:rPr>
-        <w:t>Provide a user-friendly interface for easy interaction and result interpretation</w:t>
-      </w:r>
-    </w:p>
-    <w:p>
-      <w:pPr>
-        <w:rPr>
-          <w:rFonts w:ascii="Arial" w:hAnsi="Arial" w:cs="Arial"/>
-          <w:sz w:val="28"/>
-          <w:szCs w:val="28"/>
-        </w:rPr>
-      </w:pPr>
-      <w:r>
-        <w:rPr>
-          <w:rFonts w:ascii="Arial" w:hAnsi="Arial" w:cs="Arial"/>
-          <w:sz w:val="28"/>
-          <w:szCs w:val="28"/>
-        </w:rPr>
-        <w:t>The goal is to offer a reliable tool for analyzing mobile device performance</w:t>
-      </w:r>
-    </w:p>
-    <w:p>
-      <w:pPr>
-        <w:rPr>
-          <w:rFonts w:ascii="Arial" w:hAnsi="Arial" w:cs="Arial"/>
-          <w:sz w:val="24"/>
-          <w:szCs w:val="24"/>
-        </w:rPr>
-      </w:pPr>
-    </w:p>
-    <w:p>
-      <w:pPr>
-        <w:rPr>
-          <w:rFonts w:ascii="Arial" w:hAnsi="Arial" w:cs="Arial"/>
-          <w:sz w:val="24"/>
-          <w:szCs w:val="24"/>
-        </w:rPr>
-      </w:pPr>
-    </w:p>
-    <w:p>
-      <w:pPr>
-        <w:rPr>
-          <w:rFonts w:ascii="Arial" w:hAnsi="Arial" w:cs="Arial"/>
-          <w:sz w:val="24"/>
-          <w:szCs w:val="24"/>
-        </w:rPr>
-      </w:pPr>
-    </w:p>
-    <w:p>
-      <w:pPr>
-        <w:rPr>
-          <w:rFonts w:ascii="Arial" w:hAnsi="Arial" w:cs="Arial"/>
-          <w:sz w:val="24"/>
-          <w:szCs w:val="24"/>
-        </w:rPr>
-      </w:pPr>
-    </w:p>
-    <w:p>
-      <w:pPr>
-        <w:rPr>
-          <w:rFonts w:ascii="Arial" w:hAnsi="Arial" w:cs="Arial"/>
-          <w:sz w:val="24"/>
-          <w:szCs w:val="24"/>
-        </w:rPr>
-      </w:pPr>
-    </w:p>
-    <w:p>
-      <w:pPr>
-        <w:rPr>
-          <w:rFonts w:ascii="Arial" w:hAnsi="Arial" w:cs="Arial"/>
-          <w:sz w:val="24"/>
-          <w:szCs w:val="24"/>
-        </w:rPr>
-      </w:pPr>
-    </w:p>
-    <w:p>
-      <w:pPr>
-        <w:rPr>
-          <w:rFonts w:ascii="Arial" w:hAnsi="Arial" w:cs="Arial"/>
-          <w:b/>
-          <w:bCs/>
-          <w:sz w:val="36"/>
-          <w:szCs w:val="36"/>
-        </w:rPr>
-      </w:pPr>
-      <w:r>
-        <w:rPr>
-          <w:rFonts w:ascii="Arial" w:hAnsi="Arial" w:cs="Arial"/>
-          <w:b/>
-          <w:bCs/>
-          <w:sz w:val="36"/>
-          <w:szCs w:val="36"/>
-        </w:rPr>
-        <w:t>Bibliographic Researc</w:t>
-      </w:r>
-      <w:r>
-        <w:rPr>
-          <w:rFonts w:ascii="Arial" w:hAnsi="Arial" w:cs="Arial"/>
-          <w:b/>
-          <w:bCs/>
-          <w:sz w:val="36"/>
-          <w:szCs w:val="36"/>
-        </w:rPr>
-        <w:t>h</w:t>
-      </w:r>
+          <w:sz w:val="24"/>
+          <w:szCs w:val="24"/>
+        </w:rPr>
+      </w:pPr>
+      <w:r>
+        <w:rPr>
+          <w:rFonts w:ascii="Arial" w:hAnsi="Arial" w:cs="Arial"/>
+          <w:sz w:val="24"/>
+          <w:szCs w:val="24"/>
+        </w:rPr>
+        <w:t>Testarea memoriei RAM, pentru a determina viteza de accesare a datelor</w:t>
+      </w:r>
+      <w:r>
+        <w:rPr>
+          <w:rFonts w:ascii="Arial" w:hAnsi="Arial" w:cs="Arial"/>
+          <w:sz w:val="24"/>
+          <w:szCs w:val="24"/>
+        </w:rPr>
+        <w:t xml:space="preserve"> </w:t>
+      </w:r>
+      <w:r>
+        <w:rPr>
+          <w:rFonts w:ascii="Arial" w:hAnsi="Arial" w:cs="Arial"/>
+          <w:sz w:val="24"/>
+          <w:szCs w:val="24"/>
+        </w:rPr>
+        <w:t>[4]</w:t>
+      </w:r>
+    </w:p>
+    <w:p>
+      <w:pPr>
+        <w:pStyle w:val="ListParagraph"/>
+        <w:numPr>
+          <w:ilvl w:val="0"/>
+          <w:numId w:val="4"/>
+        </w:numPr>
+        <w:rPr>
+          <w:rFonts w:ascii="Arial" w:hAnsi="Arial" w:cs="Arial"/>
+          <w:sz w:val="24"/>
+          <w:szCs w:val="24"/>
+        </w:rPr>
+      </w:pPr>
+      <w:r>
+        <w:rPr>
+          <w:rFonts w:ascii="Arial" w:hAnsi="Arial" w:cs="Arial"/>
+          <w:sz w:val="24"/>
+          <w:szCs w:val="24"/>
+        </w:rPr>
+        <w:t>Interfata grafica si raportarea rezultatelor, care vor permite utilizatorului final sa inteleaga performantele dispozitivelor</w:t>
+      </w:r>
+      <w:r>
+        <w:rPr>
+          <w:rFonts w:ascii="Arial" w:hAnsi="Arial" w:cs="Arial"/>
+          <w:sz w:val="24"/>
+          <w:szCs w:val="24"/>
+        </w:rPr>
+        <w:t xml:space="preserve"> [2]</w:t>
+      </w:r>
+    </w:p>
+    <w:p>
+      <w:pPr>
+        <w:rPr>
+          <w:rFonts w:ascii="Arial" w:hAnsi="Arial" w:cs="Arial"/>
+          <w:sz w:val="24"/>
+          <w:szCs w:val="24"/>
+        </w:rPr>
+      </w:pPr>
+    </w:p>
+    <w:p>
+      <w:pPr>
+        <w:rPr>
+          <w:rFonts w:ascii="Arial" w:hAnsi="Arial" w:cs="Arial"/>
+          <w:sz w:val="24"/>
+          <w:szCs w:val="24"/>
+        </w:rPr>
+      </w:pPr>
+    </w:p>
+    <w:p>
+      <w:pPr>
+        <w:rPr>
+          <w:rFonts w:ascii="Arial" w:hAnsi="Arial" w:cs="Arial"/>
+          <w:sz w:val="24"/>
+          <w:szCs w:val="24"/>
+        </w:rPr>
+      </w:pPr>
     </w:p>
     <w:p>
       <w:pPr>
@@ -928,326 +933,1054 @@
           <w:szCs w:val="32"/>
         </w:rPr>
       </w:pPr>
-    </w:p>
-    <w:p>
-      <w:pPr>
-        <w:rPr>
-          <w:rFonts w:ascii="Arial" w:hAnsi="Arial" w:cs="Arial"/>
-          <w:sz w:val="24"/>
-          <w:szCs w:val="24"/>
-        </w:rPr>
-      </w:pPr>
-    </w:p>
-    <w:p>
-      <w:pPr>
-        <w:rPr>
-          <w:rFonts w:ascii="Arial" w:hAnsi="Arial" w:cs="Arial"/>
-          <w:sz w:val="28"/>
-          <w:szCs w:val="28"/>
-        </w:rPr>
-      </w:pPr>
-      <w:r>
-        <w:rPr>
-          <w:rFonts w:ascii="Arial" w:hAnsi="Arial" w:cs="Arial"/>
-          <w:sz w:val="28"/>
-          <w:szCs w:val="28"/>
-        </w:rPr>
-        <w:t xml:space="preserve">Benchmarking is crucial for evaluating mobile device performance, offering standardized ways to measure CPU, memory and GPU capabilities. Popular tools like </w:t>
-      </w:r>
-      <w:r>
-        <w:rPr>
-          <w:rFonts w:ascii="Arial" w:hAnsi="Arial" w:cs="Arial"/>
-          <w:b/>
-          <w:bCs/>
-          <w:sz w:val="28"/>
-          <w:szCs w:val="28"/>
-        </w:rPr>
-        <w:t>Geekbench</w:t>
-      </w:r>
-      <w:r>
-        <w:rPr>
-          <w:rFonts w:ascii="Arial" w:hAnsi="Arial" w:cs="Arial"/>
-          <w:sz w:val="28"/>
-          <w:szCs w:val="28"/>
-        </w:rPr>
-        <w:t xml:space="preserve">, </w:t>
-      </w:r>
-      <w:r>
-        <w:rPr>
-          <w:rFonts w:ascii="Arial" w:hAnsi="Arial" w:cs="Arial"/>
-          <w:b/>
-          <w:bCs/>
-          <w:sz w:val="28"/>
-          <w:szCs w:val="28"/>
-        </w:rPr>
-        <w:t>AnTuTu</w:t>
-      </w:r>
-      <w:r>
-        <w:rPr>
-          <w:rFonts w:ascii="Arial" w:hAnsi="Arial" w:cs="Arial"/>
-          <w:sz w:val="28"/>
-          <w:szCs w:val="28"/>
-        </w:rPr>
-        <w:t xml:space="preserve">, and </w:t>
-      </w:r>
-      <w:r>
-        <w:rPr>
-          <w:rFonts w:ascii="Arial" w:hAnsi="Arial" w:cs="Arial"/>
-          <w:b/>
-          <w:bCs/>
-          <w:sz w:val="28"/>
-          <w:szCs w:val="28"/>
-        </w:rPr>
-        <w:t>3DMark</w:t>
-      </w:r>
-      <w:r>
-        <w:rPr>
-          <w:rFonts w:ascii="Arial" w:hAnsi="Arial" w:cs="Arial"/>
-          <w:sz w:val="28"/>
-          <w:szCs w:val="28"/>
-        </w:rPr>
-        <w:t xml:space="preserve"> are widely used to assess device efficiency in processing, memory handling, and graphics rendering.</w:t>
-      </w:r>
-    </w:p>
-    <w:p>
-      <w:pPr>
-        <w:rPr>
-          <w:rFonts w:ascii="Arial" w:hAnsi="Arial" w:cs="Arial"/>
-          <w:sz w:val="28"/>
-          <w:szCs w:val="28"/>
-        </w:rPr>
-      </w:pPr>
-    </w:p>
-    <w:p>
-      <w:pPr>
-        <w:rPr>
-          <w:rFonts w:ascii="Arial" w:hAnsi="Arial" w:cs="Arial"/>
-          <w:b/>
-          <w:bCs/>
-          <w:sz w:val="28"/>
-          <w:szCs w:val="28"/>
-        </w:rPr>
-      </w:pPr>
-      <w:r>
-        <w:rPr>
-          <w:rFonts w:ascii="Arial" w:hAnsi="Arial" w:cs="Arial"/>
-          <w:b/>
-          <w:bCs/>
-          <w:sz w:val="28"/>
-          <w:szCs w:val="28"/>
-        </w:rPr>
-        <w:t>CPU and Memory Benchmarking</w:t>
-      </w:r>
-    </w:p>
-    <w:p>
-      <w:pPr>
-        <w:rPr>
-          <w:rFonts w:ascii="Arial" w:hAnsi="Arial" w:cs="Arial"/>
-          <w:sz w:val="28"/>
-          <w:szCs w:val="28"/>
-        </w:rPr>
-      </w:pPr>
-      <w:r>
-        <w:rPr>
-          <w:rFonts w:ascii="Arial" w:hAnsi="Arial" w:cs="Arial"/>
-          <w:sz w:val="28"/>
-          <w:szCs w:val="28"/>
-        </w:rPr>
-        <w:t xml:space="preserve">CPU benchmarks test processing power using tasks like mathematical calculations and data compression. </w:t>
-      </w:r>
-      <w:r>
-        <w:rPr>
-          <w:rFonts w:ascii="Arial" w:hAnsi="Arial" w:cs="Arial"/>
-          <w:b/>
-          <w:bCs/>
-          <w:sz w:val="28"/>
-          <w:szCs w:val="28"/>
-        </w:rPr>
-        <w:t>Geekbench</w:t>
-      </w:r>
-      <w:r>
-        <w:rPr>
-          <w:rFonts w:ascii="Arial" w:hAnsi="Arial" w:cs="Arial"/>
-          <w:sz w:val="28"/>
-          <w:szCs w:val="28"/>
-        </w:rPr>
-        <w:t xml:space="preserve"> evaluates single-core and multi-core performance, reflecting real-world tasks. Memory benchmarking tools, such as </w:t>
-      </w:r>
-      <w:r>
-        <w:rPr>
-          <w:rFonts w:ascii="Arial" w:hAnsi="Arial" w:cs="Arial"/>
-          <w:b/>
-          <w:bCs/>
-          <w:sz w:val="28"/>
-          <w:szCs w:val="28"/>
-        </w:rPr>
-        <w:t>RAMSpeed</w:t>
-      </w:r>
-      <w:r>
-        <w:rPr>
-          <w:rFonts w:ascii="Arial" w:hAnsi="Arial" w:cs="Arial"/>
-          <w:sz w:val="28"/>
-          <w:szCs w:val="28"/>
-        </w:rPr>
-        <w:t>, measure memory read/write speeds and latency, which impact system responsiveness.</w:t>
-      </w:r>
-    </w:p>
-    <w:p>
-      <w:pPr>
-        <w:rPr>
-          <w:rFonts w:ascii="Arial" w:hAnsi="Arial" w:cs="Arial"/>
-          <w:sz w:val="28"/>
-          <w:szCs w:val="28"/>
-        </w:rPr>
-      </w:pPr>
-    </w:p>
-    <w:p>
-      <w:pPr>
-        <w:rPr>
-          <w:rFonts w:ascii="Arial" w:hAnsi="Arial" w:cs="Arial"/>
-          <w:b/>
-          <w:bCs/>
-          <w:sz w:val="28"/>
-          <w:szCs w:val="28"/>
-        </w:rPr>
-      </w:pPr>
-      <w:r>
-        <w:rPr>
-          <w:rFonts w:ascii="Arial" w:hAnsi="Arial" w:cs="Arial"/>
-          <w:b/>
-          <w:bCs/>
-          <w:sz w:val="28"/>
-          <w:szCs w:val="28"/>
-        </w:rPr>
-        <w:t>GPU Benchmarking</w:t>
-      </w:r>
-    </w:p>
-    <w:p>
-      <w:pPr>
-        <w:rPr>
-          <w:rFonts w:ascii="Arial" w:hAnsi="Arial" w:cs="Arial"/>
-          <w:sz w:val="28"/>
-          <w:szCs w:val="28"/>
-        </w:rPr>
-      </w:pPr>
-      <w:r>
-        <w:rPr>
-          <w:rFonts w:ascii="Arial" w:hAnsi="Arial" w:cs="Arial"/>
-          <w:sz w:val="28"/>
-          <w:szCs w:val="28"/>
-        </w:rPr>
-        <w:t xml:space="preserve">GPU performance is tested through tasks like 3D rendering and gaming scenarios. Tools like </w:t>
-      </w:r>
-      <w:r>
-        <w:rPr>
-          <w:rFonts w:ascii="Arial" w:hAnsi="Arial" w:cs="Arial"/>
-          <w:b/>
-          <w:bCs/>
-          <w:sz w:val="28"/>
-          <w:szCs w:val="28"/>
-        </w:rPr>
-        <w:t>3DMark</w:t>
-      </w:r>
-      <w:r>
-        <w:rPr>
-          <w:rFonts w:ascii="Arial" w:hAnsi="Arial" w:cs="Arial"/>
-          <w:sz w:val="28"/>
-          <w:szCs w:val="28"/>
-        </w:rPr>
-        <w:t xml:space="preserve"> measure frames per second (FPS) and texture processing. APIs like </w:t>
-      </w:r>
-      <w:r>
-        <w:rPr>
-          <w:rFonts w:ascii="Arial" w:hAnsi="Arial" w:cs="Arial"/>
-          <w:b/>
-          <w:bCs/>
-          <w:sz w:val="28"/>
-          <w:szCs w:val="28"/>
-        </w:rPr>
-        <w:t>OpenGL</w:t>
-      </w:r>
-      <w:r>
-        <w:rPr>
-          <w:rFonts w:ascii="Arial" w:hAnsi="Arial" w:cs="Arial"/>
-          <w:sz w:val="28"/>
-          <w:szCs w:val="28"/>
-        </w:rPr>
-        <w:t xml:space="preserve"> and </w:t>
-      </w:r>
-      <w:r>
-        <w:rPr>
-          <w:rFonts w:ascii="Arial" w:hAnsi="Arial" w:cs="Arial"/>
-          <w:b/>
-          <w:bCs/>
-          <w:sz w:val="28"/>
-          <w:szCs w:val="28"/>
-        </w:rPr>
-        <w:t>Vulkan</w:t>
-      </w:r>
-      <w:r>
-        <w:rPr>
-          <w:rFonts w:ascii="Arial" w:hAnsi="Arial" w:cs="Arial"/>
-          <w:sz w:val="28"/>
-          <w:szCs w:val="28"/>
-        </w:rPr>
-        <w:t xml:space="preserve"> allow efficient GPU utilization, making benchmarks more accurate. GPU performance is key for graphics-heavy apps like gaming.</w:t>
-      </w:r>
-    </w:p>
-    <w:p>
-      <w:pPr>
-        <w:rPr>
-          <w:rFonts w:ascii="Arial" w:hAnsi="Arial" w:cs="Arial"/>
-          <w:sz w:val="28"/>
-          <w:szCs w:val="28"/>
-        </w:rPr>
-      </w:pPr>
-    </w:p>
-    <w:p>
-      <w:pPr>
-        <w:rPr>
-          <w:rFonts w:ascii="Arial" w:hAnsi="Arial" w:cs="Arial"/>
-          <w:b/>
-          <w:bCs/>
-          <w:sz w:val="28"/>
-          <w:szCs w:val="28"/>
-        </w:rPr>
-      </w:pPr>
-      <w:r>
-        <w:rPr>
-          <w:rFonts w:ascii="Arial" w:hAnsi="Arial" w:cs="Arial"/>
-          <w:b/>
-          <w:bCs/>
-          <w:sz w:val="28"/>
-          <w:szCs w:val="28"/>
-        </w:rPr>
-        <w:t>Mobile Device Benchmarking in Practice</w:t>
-      </w:r>
-    </w:p>
-    <w:p>
-      <w:pPr>
-        <w:rPr>
-          <w:rFonts w:ascii="Arial" w:hAnsi="Arial" w:cs="Arial"/>
-          <w:sz w:val="28"/>
-          <w:szCs w:val="28"/>
-        </w:rPr>
-      </w:pPr>
-      <w:r>
-        <w:rPr>
-          <w:rFonts w:ascii="Arial" w:hAnsi="Arial" w:cs="Arial"/>
-          <w:sz w:val="28"/>
-          <w:szCs w:val="28"/>
-        </w:rPr>
-        <w:t>Research shows that hardware variations and factors like thermal throttling can influence benchmarks results. Effective benchmarks should simulate common tasks to provide realistic insights into device performance.</w:t>
-      </w:r>
-    </w:p>
-    <w:p>
-      <w:pPr>
-        <w:rPr>
-          <w:rFonts w:ascii="Arial" w:hAnsi="Arial" w:cs="Arial"/>
-          <w:sz w:val="24"/>
-          <w:szCs w:val="24"/>
-        </w:rPr>
-      </w:pPr>
+      <w:r>
+        <w:rPr>
+          <w:rFonts w:ascii="Arial" w:hAnsi="Arial" w:cs="Arial"/>
+          <w:b/>
+          <w:bCs/>
+          <w:sz w:val="32"/>
+          <w:szCs w:val="32"/>
+        </w:rPr>
+        <w:lastRenderedPageBreak/>
+        <w:t>2. Studiu Bibliografic</w:t>
+      </w:r>
+    </w:p>
+    <w:p>
+      <w:pPr>
+        <w:rPr>
+          <w:rFonts w:ascii="Arial" w:hAnsi="Arial" w:cs="Arial"/>
+          <w:b/>
+          <w:bCs/>
+          <w:sz w:val="32"/>
+          <w:szCs w:val="32"/>
+        </w:rPr>
+      </w:pPr>
+    </w:p>
+    <w:p>
+      <w:pPr>
+        <w:rPr>
+          <w:rFonts w:ascii="Arial" w:hAnsi="Arial" w:cs="Arial"/>
+          <w:b/>
+          <w:bCs/>
+          <w:sz w:val="28"/>
+          <w:szCs w:val="28"/>
+        </w:rPr>
+      </w:pPr>
+      <w:r>
+        <w:rPr>
+          <w:rFonts w:ascii="Arial" w:hAnsi="Arial" w:cs="Arial"/>
+          <w:b/>
+          <w:bCs/>
+          <w:sz w:val="28"/>
+          <w:szCs w:val="28"/>
+        </w:rPr>
+        <w:t>2.1 Aplicatii de benchmark si importanta lor</w:t>
+      </w:r>
+    </w:p>
+    <w:p>
+      <w:pPr>
+        <w:rPr>
+          <w:rFonts w:ascii="Arial" w:hAnsi="Arial" w:cs="Arial"/>
+          <w:sz w:val="24"/>
+          <w:szCs w:val="24"/>
+        </w:rPr>
+      </w:pPr>
+      <w:r>
+        <w:rPr>
+          <w:rFonts w:ascii="Arial" w:hAnsi="Arial" w:cs="Arial"/>
+          <w:sz w:val="24"/>
+          <w:szCs w:val="24"/>
+        </w:rPr>
+        <w:t>Aplicatiile de benchmark au un rol important in evaluarea performantei dispozitivelor mobile, oferind utilizatorilor si dezvoltatorilor o modalitate de a cuantifica performantele hardware</w:t>
+      </w:r>
+      <w:r>
+        <w:rPr>
+          <w:rFonts w:ascii="Arial" w:hAnsi="Arial" w:cs="Arial"/>
+          <w:sz w:val="24"/>
+          <w:szCs w:val="24"/>
+        </w:rPr>
+        <w:t>. Benchmark-urile sunt esentiale pentru a compara dispozitivele si pentru a identifica modelele cele mai eficiente in rularea aplicatiilor complexe, de la gaming la vizualizarea multimedia sau aplicatii de productivitate [1][3].</w:t>
+      </w:r>
+    </w:p>
+    <w:p>
+      <w:pPr>
+        <w:rPr>
+          <w:rFonts w:ascii="Arial" w:hAnsi="Arial" w:cs="Arial"/>
+          <w:sz w:val="24"/>
+          <w:szCs w:val="24"/>
+        </w:rPr>
+      </w:pPr>
+    </w:p>
+    <w:p>
+      <w:pPr>
+        <w:rPr>
+          <w:rFonts w:ascii="Arial" w:hAnsi="Arial" w:cs="Arial"/>
+          <w:sz w:val="24"/>
+          <w:szCs w:val="24"/>
+        </w:rPr>
+      </w:pPr>
+      <w:r>
+        <w:rPr>
+          <w:rFonts w:ascii="Arial" w:hAnsi="Arial" w:cs="Arial"/>
+          <w:sz w:val="24"/>
+          <w:szCs w:val="24"/>
+        </w:rPr>
+        <w:t>Exista diverse aplicatii de benchmark pentru dispozitive Android, cele mai cunoscute fiind AnTuTu, Geekbench si 3DMark. Fiecare dintre acestea e conceputa pentru a evalua aspecte specifice ale performantei:</w:t>
+      </w:r>
+    </w:p>
+    <w:p>
+      <w:pPr>
+        <w:pStyle w:val="ListParagraph"/>
+        <w:numPr>
+          <w:ilvl w:val="0"/>
+          <w:numId w:val="5"/>
+        </w:numPr>
+        <w:rPr>
+          <w:rFonts w:ascii="Arial" w:hAnsi="Arial" w:cs="Arial"/>
+          <w:sz w:val="24"/>
+          <w:szCs w:val="24"/>
+        </w:rPr>
+      </w:pPr>
+      <w:r>
+        <w:rPr>
+          <w:rFonts w:ascii="Arial" w:hAnsi="Arial" w:cs="Arial"/>
+          <w:sz w:val="24"/>
+          <w:szCs w:val="24"/>
+        </w:rPr>
+        <w:t xml:space="preserve">AnTuTu ofera o evaluare globala </w:t>
+      </w:r>
+      <w:r>
+        <w:rPr>
+          <w:rFonts w:ascii="Arial" w:hAnsi="Arial" w:cs="Arial"/>
+          <w:sz w:val="24"/>
+          <w:szCs w:val="24"/>
+        </w:rPr>
+        <w:t>a dispozitivului, masurand performantele CPU, GPU, memorie si interfata [1]</w:t>
+      </w:r>
+      <w:r>
+        <w:rPr>
+          <w:rFonts w:ascii="Arial" w:hAnsi="Arial" w:cs="Arial"/>
+          <w:sz w:val="24"/>
+          <w:szCs w:val="24"/>
+        </w:rPr>
+        <w:t>.</w:t>
+      </w:r>
+    </w:p>
+    <w:p>
+      <w:pPr>
+        <w:pStyle w:val="ListParagraph"/>
+        <w:numPr>
+          <w:ilvl w:val="0"/>
+          <w:numId w:val="5"/>
+        </w:numPr>
+        <w:rPr>
+          <w:rFonts w:ascii="Arial" w:hAnsi="Arial" w:cs="Arial"/>
+          <w:sz w:val="24"/>
+          <w:szCs w:val="24"/>
+        </w:rPr>
+      </w:pPr>
+      <w:r>
+        <w:rPr>
+          <w:rFonts w:ascii="Arial" w:hAnsi="Arial" w:cs="Arial"/>
+          <w:sz w:val="24"/>
+          <w:szCs w:val="24"/>
+        </w:rPr>
+        <w:t>Geekbench se axeaza pe performanta CPU, oferind rezultate pentru executia single-core si multi-core, esentiale pentru aplicatiile modern [2].</w:t>
+      </w:r>
+    </w:p>
+    <w:p>
+      <w:pPr>
+        <w:pStyle w:val="ListParagraph"/>
+        <w:numPr>
+          <w:ilvl w:val="0"/>
+          <w:numId w:val="5"/>
+        </w:numPr>
+        <w:rPr>
+          <w:rFonts w:ascii="Arial" w:hAnsi="Arial" w:cs="Arial"/>
+          <w:sz w:val="24"/>
+          <w:szCs w:val="24"/>
+        </w:rPr>
+      </w:pPr>
+      <w:r>
+        <w:rPr>
+          <w:rFonts w:ascii="Arial" w:hAnsi="Arial" w:cs="Arial"/>
+          <w:sz w:val="24"/>
+          <w:szCs w:val="24"/>
+        </w:rPr>
+        <w:t>3DMark este specializat in evaluarea performantei grafice, furnizand scoruri bazate pe capacitatea GPU-ului de a reda scene complexe [3].</w:t>
+      </w:r>
+    </w:p>
+    <w:p>
+      <w:pPr>
+        <w:rPr>
+          <w:rFonts w:ascii="Arial" w:hAnsi="Arial" w:cs="Arial"/>
+          <w:sz w:val="24"/>
+          <w:szCs w:val="24"/>
+        </w:rPr>
+      </w:pPr>
+    </w:p>
+    <w:p>
+      <w:pPr>
+        <w:rPr>
+          <w:rFonts w:ascii="Arial" w:hAnsi="Arial" w:cs="Arial"/>
+          <w:b/>
+          <w:bCs/>
+          <w:sz w:val="28"/>
+          <w:szCs w:val="28"/>
+        </w:rPr>
+      </w:pPr>
+      <w:r>
+        <w:rPr>
+          <w:rFonts w:ascii="Arial" w:hAnsi="Arial" w:cs="Arial"/>
+          <w:b/>
+          <w:bCs/>
+          <w:sz w:val="28"/>
+          <w:szCs w:val="28"/>
+        </w:rPr>
+        <w:t>2.2 Evaluarea performantei CPU-ului</w:t>
+      </w:r>
+    </w:p>
+    <w:p>
+      <w:pPr>
+        <w:rPr>
+          <w:rFonts w:ascii="Arial" w:hAnsi="Arial" w:cs="Arial"/>
+          <w:sz w:val="24"/>
+          <w:szCs w:val="24"/>
+        </w:rPr>
+      </w:pPr>
+      <w:r>
+        <w:rPr>
+          <w:rFonts w:ascii="Arial" w:hAnsi="Arial" w:cs="Arial"/>
+          <w:sz w:val="24"/>
+          <w:szCs w:val="24"/>
+        </w:rPr>
+        <w:t xml:space="preserve">CPU-ul este componenta centrala a oricarui dispozitiv mobil, responsabila de executia instructiunilor si gestionarea fluxului de lucru a aplicatiilor. Aplicatiile de benchmark </w:t>
+      </w:r>
+      <w:r>
+        <w:rPr>
+          <w:rFonts w:ascii="Arial" w:hAnsi="Arial" w:cs="Arial"/>
+          <w:sz w:val="24"/>
+          <w:szCs w:val="24"/>
+        </w:rPr>
+        <w:t>evalueaza performanta CPU-ului prin rularea unor seturi variate de instructiuni, cum ar fi simularea unor algoritmi matematici.</w:t>
+      </w:r>
+      <w:r>
+        <w:rPr>
+          <w:rFonts w:ascii="Arial" w:hAnsi="Arial" w:cs="Arial"/>
+          <w:sz w:val="24"/>
+          <w:szCs w:val="24"/>
+        </w:rPr>
+        <w:t xml:space="preserve"> Aceste teste ofera o masura obiectiva a vitezei si a eficientei CPU-ului, date utile pentru dezvoltatorii care doresc sa optimizeze aplicatiile pentru anumite modele de dispozitive [2][4].</w:t>
+      </w:r>
+    </w:p>
+    <w:p>
+      <w:pPr>
+        <w:rPr>
+          <w:rFonts w:ascii="Arial" w:hAnsi="Arial" w:cs="Arial"/>
+          <w:sz w:val="24"/>
+          <w:szCs w:val="24"/>
+        </w:rPr>
+      </w:pPr>
+    </w:p>
+    <w:p>
+      <w:pPr>
+        <w:rPr>
+          <w:rFonts w:ascii="Arial" w:hAnsi="Arial" w:cs="Arial"/>
+          <w:b/>
+          <w:bCs/>
+          <w:sz w:val="28"/>
+          <w:szCs w:val="28"/>
+        </w:rPr>
+      </w:pPr>
+      <w:r>
+        <w:rPr>
+          <w:rFonts w:ascii="Arial" w:hAnsi="Arial" w:cs="Arial"/>
+          <w:b/>
+          <w:bCs/>
+          <w:sz w:val="28"/>
+          <w:szCs w:val="28"/>
+        </w:rPr>
+        <w:t>2.3 Evaluarea performantei grafice (GPU)</w:t>
+      </w:r>
+    </w:p>
+    <w:p>
+      <w:pPr>
+        <w:rPr>
+          <w:rFonts w:ascii="Arial" w:hAnsi="Arial" w:cs="Arial"/>
+          <w:sz w:val="24"/>
+          <w:szCs w:val="24"/>
+        </w:rPr>
+      </w:pPr>
+      <w:r>
+        <w:rPr>
+          <w:rFonts w:ascii="Arial" w:hAnsi="Arial" w:cs="Arial"/>
+          <w:sz w:val="24"/>
+          <w:szCs w:val="24"/>
+        </w:rPr>
+        <w:t>GPU-ul e esential in aplicatiile ce necesita redarea grafica de inalta calitate. Aplicatiile de benchmark pentru GPU evalueaza capacitatea acestuia de a procesa texturi complexe si de a reda imagini fluide. Aceste teste sunt vitale pentru dispozitive orientate catre jocuri, realitate augmentata, unde grafica are un impact direct asupra experientei utilizatorului.</w:t>
+      </w:r>
+      <w:r>
+        <w:rPr>
+          <w:rFonts w:ascii="Arial" w:hAnsi="Arial" w:cs="Arial"/>
+          <w:sz w:val="24"/>
+          <w:szCs w:val="24"/>
+        </w:rPr>
+        <w:t xml:space="preserve"> [3][5]</w:t>
+      </w:r>
+    </w:p>
+    <w:p>
+      <w:pPr>
+        <w:rPr>
+          <w:rFonts w:ascii="Arial" w:hAnsi="Arial" w:cs="Arial"/>
+          <w:sz w:val="24"/>
+          <w:szCs w:val="24"/>
+        </w:rPr>
+      </w:pPr>
+    </w:p>
+    <w:p>
+      <w:pPr>
+        <w:rPr>
+          <w:rFonts w:ascii="Arial" w:hAnsi="Arial" w:cs="Arial"/>
+          <w:b/>
+          <w:bCs/>
+          <w:sz w:val="28"/>
+          <w:szCs w:val="28"/>
+        </w:rPr>
+      </w:pPr>
+      <w:r>
+        <w:rPr>
+          <w:rFonts w:ascii="Arial" w:hAnsi="Arial" w:cs="Arial"/>
+          <w:b/>
+          <w:bCs/>
+          <w:sz w:val="28"/>
+          <w:szCs w:val="28"/>
+        </w:rPr>
+        <w:lastRenderedPageBreak/>
+        <w:t>2.4 Testarea memoriei RAM si ROM</w:t>
+      </w:r>
+    </w:p>
+    <w:p>
+      <w:pPr>
+        <w:rPr>
+          <w:rFonts w:ascii="Arial" w:hAnsi="Arial" w:cs="Arial"/>
+          <w:sz w:val="24"/>
+          <w:szCs w:val="24"/>
+        </w:rPr>
+      </w:pPr>
+      <w:r>
+        <w:rPr>
+          <w:rFonts w:ascii="Arial" w:hAnsi="Arial" w:cs="Arial"/>
+          <w:sz w:val="24"/>
+          <w:szCs w:val="24"/>
+        </w:rPr>
+        <w:t>Memoria RAM este utilizata pentru stocarea temporara a datelor si a instructiunilor necesare aplicatiilor in timpul executiei, in timp ce ROM (sau stocarea interna) este destinata stocarii pe termen lung a datelor utilizatorului. Testele de performanta pentru memorie includ evaluarea vitezei de citire/scriere si a capacitatii de gestionare a datelor, fiind esentiale pentru a determina cat de rapid si eficient poate accesa si manipula un dispozitiv datele stocate</w:t>
+      </w:r>
+      <w:r>
+        <w:rPr>
+          <w:rFonts w:ascii="Arial" w:hAnsi="Arial" w:cs="Arial"/>
+          <w:sz w:val="24"/>
+          <w:szCs w:val="24"/>
+        </w:rPr>
+        <w:t xml:space="preserve"> [4][5].</w:t>
+      </w:r>
+    </w:p>
+    <w:p>
+      <w:pPr>
+        <w:rPr>
+          <w:rFonts w:ascii="Arial" w:hAnsi="Arial" w:cs="Arial"/>
+          <w:sz w:val="24"/>
+          <w:szCs w:val="24"/>
+        </w:rPr>
+      </w:pPr>
+    </w:p>
+    <w:p>
+      <w:pPr>
+        <w:rPr>
+          <w:rFonts w:ascii="Arial" w:hAnsi="Arial" w:cs="Arial"/>
+          <w:sz w:val="24"/>
+          <w:szCs w:val="24"/>
+        </w:rPr>
+      </w:pPr>
+    </w:p>
+    <w:p>
+      <w:pPr>
+        <w:rPr>
+          <w:rFonts w:ascii="Arial" w:hAnsi="Arial" w:cs="Arial"/>
+          <w:b/>
+          <w:bCs/>
+          <w:sz w:val="32"/>
+          <w:szCs w:val="32"/>
+        </w:rPr>
+      </w:pPr>
+      <w:r>
+        <w:rPr>
+          <w:rFonts w:ascii="Arial" w:hAnsi="Arial" w:cs="Arial"/>
+          <w:b/>
+          <w:bCs/>
+          <w:sz w:val="32"/>
+          <w:szCs w:val="32"/>
+        </w:rPr>
+        <w:t>3. Analiza</w:t>
+      </w:r>
+    </w:p>
+    <w:p>
+      <w:pPr>
+        <w:rPr>
+          <w:rFonts w:ascii="Arial" w:hAnsi="Arial" w:cs="Arial"/>
+          <w:b/>
+          <w:bCs/>
+          <w:sz w:val="32"/>
+          <w:szCs w:val="32"/>
+        </w:rPr>
+      </w:pPr>
+    </w:p>
+    <w:p>
+      <w:pPr>
+        <w:rPr>
+          <w:rFonts w:ascii="Arial" w:hAnsi="Arial" w:cs="Arial"/>
+          <w:b/>
+          <w:bCs/>
+          <w:sz w:val="28"/>
+          <w:szCs w:val="28"/>
+        </w:rPr>
+      </w:pPr>
+      <w:r>
+        <w:rPr>
+          <w:rFonts w:ascii="Arial" w:hAnsi="Arial" w:cs="Arial"/>
+          <w:b/>
+          <w:bCs/>
+          <w:sz w:val="28"/>
+          <w:szCs w:val="28"/>
+        </w:rPr>
+        <w:t>3.1 Masurarea Performantei CPU-ului</w:t>
+      </w:r>
+    </w:p>
+    <w:p>
+      <w:pPr>
+        <w:rPr>
+          <w:rFonts w:ascii="Arial" w:hAnsi="Arial" w:cs="Arial"/>
+          <w:sz w:val="24"/>
+          <w:szCs w:val="24"/>
+        </w:rPr>
+      </w:pPr>
+      <w:r>
+        <w:rPr>
+          <w:rFonts w:ascii="Arial" w:hAnsi="Arial" w:cs="Arial"/>
+          <w:sz w:val="24"/>
+          <w:szCs w:val="24"/>
+        </w:rPr>
+        <w:t>Pentru evaluarea performantei procesorului (CPU), tehnicile si algoritmii utilizati se concentreaza pe capaticatea de procesare in executia operatiunilor aritmetice si logice, dar si pe gestionarea resurselor de calcul pe mai multe nuclee.</w:t>
+      </w:r>
+    </w:p>
+    <w:p>
+      <w:pPr>
+        <w:pStyle w:val="ListParagraph"/>
+        <w:numPr>
+          <w:ilvl w:val="0"/>
+          <w:numId w:val="6"/>
+        </w:numPr>
+        <w:rPr>
+          <w:rFonts w:ascii="Arial" w:hAnsi="Arial" w:cs="Arial"/>
+          <w:sz w:val="24"/>
+          <w:szCs w:val="24"/>
+        </w:rPr>
+      </w:pPr>
+      <w:r>
+        <w:rPr>
+          <w:rFonts w:ascii="Arial" w:hAnsi="Arial" w:cs="Arial"/>
+          <w:sz w:val="24"/>
+          <w:szCs w:val="24"/>
+        </w:rPr>
+        <w:t>Testele de Floating-Point Operations per second (FLOPS): FLOPS este o masuratoare standard in evaluarea performantei CPU pentru calculi de top floating-point, utilizate frecvent in aplicatii care necesita precizie ridicata, cum ar fi cele de procesare grafica si stiintifica.</w:t>
+      </w:r>
+    </w:p>
+    <w:p>
+      <w:pPr>
+        <w:pStyle w:val="ListParagraph"/>
+        <w:numPr>
+          <w:ilvl w:val="0"/>
+          <w:numId w:val="6"/>
+        </w:numPr>
+        <w:rPr>
+          <w:rFonts w:ascii="Arial" w:hAnsi="Arial" w:cs="Arial"/>
+          <w:sz w:val="24"/>
+          <w:szCs w:val="24"/>
+        </w:rPr>
+      </w:pPr>
+      <w:r>
+        <w:rPr>
+          <w:rFonts w:ascii="Arial" w:hAnsi="Arial" w:cs="Arial"/>
+          <w:sz w:val="24"/>
+          <w:szCs w:val="24"/>
+        </w:rPr>
+        <w:t>Testele de executie a algoritmilor de sortare: Algoritmii precum Quick Sort si Merge Sort sunt utilizati pentru a evalua viteza CPU in executia task-urilor commune. Timpul de executie al acestor algoritmi poate varia in functie de arhitectura si puterea CPU-ului si ofera indicia importante despre capacitatea de procesare a acestuia.</w:t>
+      </w:r>
+    </w:p>
+    <w:p>
+      <w:pPr>
+        <w:pStyle w:val="ListParagraph"/>
+        <w:numPr>
+          <w:ilvl w:val="0"/>
+          <w:numId w:val="6"/>
+        </w:numPr>
+        <w:rPr>
+          <w:rFonts w:ascii="Arial" w:hAnsi="Arial" w:cs="Arial"/>
+          <w:sz w:val="24"/>
+          <w:szCs w:val="24"/>
+        </w:rPr>
+      </w:pPr>
+      <w:r>
+        <w:rPr>
+          <w:rFonts w:ascii="Arial" w:hAnsi="Arial" w:cs="Arial"/>
+          <w:sz w:val="24"/>
+          <w:szCs w:val="24"/>
+        </w:rPr>
+        <w:t>Testele de multi-threading: Evaluarea performantei in procesarea pe mai multe fire de executie (multi-threading) este esentiala pentru a determina eficienta CPU-ului in rularea aplicatiilor care utilizeaza toate nucleele disponibile. Testele se desfasoara prin crearea si sincronizarea firelor, masurand cat de eficient aloca CPU-ul resursele intre firele de executie.</w:t>
+      </w:r>
+    </w:p>
+    <w:p>
+      <w:pPr>
+        <w:rPr>
+          <w:rFonts w:ascii="Arial" w:hAnsi="Arial" w:cs="Arial"/>
+          <w:sz w:val="24"/>
+          <w:szCs w:val="24"/>
+        </w:rPr>
+      </w:pPr>
+    </w:p>
+    <w:p>
+      <w:pPr>
+        <w:rPr>
+          <w:rFonts w:ascii="Arial" w:hAnsi="Arial" w:cs="Arial"/>
+          <w:sz w:val="24"/>
+          <w:szCs w:val="24"/>
+        </w:rPr>
+      </w:pPr>
+    </w:p>
+    <w:p>
+      <w:pPr>
+        <w:rPr>
+          <w:rFonts w:ascii="Arial" w:hAnsi="Arial" w:cs="Arial"/>
+          <w:sz w:val="24"/>
+          <w:szCs w:val="24"/>
+        </w:rPr>
+      </w:pPr>
+    </w:p>
+    <w:p>
+      <w:pPr>
+        <w:rPr>
+          <w:rFonts w:ascii="Arial" w:hAnsi="Arial" w:cs="Arial"/>
+          <w:sz w:val="24"/>
+          <w:szCs w:val="24"/>
+        </w:rPr>
+      </w:pPr>
+    </w:p>
+    <w:p>
+      <w:pPr>
+        <w:rPr>
+          <w:rFonts w:ascii="Arial" w:hAnsi="Arial" w:cs="Arial"/>
+          <w:sz w:val="24"/>
+          <w:szCs w:val="24"/>
+        </w:rPr>
+      </w:pPr>
+    </w:p>
+    <w:p>
+      <w:pPr>
+        <w:rPr>
+          <w:rFonts w:ascii="Arial" w:hAnsi="Arial" w:cs="Arial"/>
+          <w:sz w:val="24"/>
+          <w:szCs w:val="24"/>
+        </w:rPr>
+      </w:pPr>
+    </w:p>
+    <w:p>
+      <w:pPr>
+        <w:rPr>
+          <w:rFonts w:ascii="Arial" w:hAnsi="Arial" w:cs="Arial"/>
+          <w:b/>
+          <w:bCs/>
+          <w:sz w:val="28"/>
+          <w:szCs w:val="28"/>
+        </w:rPr>
+      </w:pPr>
+      <w:r>
+        <w:rPr>
+          <w:rFonts w:ascii="Arial" w:hAnsi="Arial" w:cs="Arial"/>
+          <w:b/>
+          <w:bCs/>
+          <w:sz w:val="28"/>
+          <w:szCs w:val="28"/>
+        </w:rPr>
+        <w:lastRenderedPageBreak/>
+        <w:t>3.2 Masurarea performantei GPU</w:t>
+      </w:r>
+    </w:p>
+    <w:p>
+      <w:pPr>
+        <w:rPr>
+          <w:rFonts w:ascii="Arial" w:hAnsi="Arial" w:cs="Arial"/>
+          <w:sz w:val="24"/>
+          <w:szCs w:val="24"/>
+        </w:rPr>
+      </w:pPr>
+      <w:r>
+        <w:rPr>
+          <w:rFonts w:ascii="Arial" w:hAnsi="Arial" w:cs="Arial"/>
+          <w:sz w:val="24"/>
+          <w:szCs w:val="24"/>
+        </w:rPr>
+        <w:t>Evaluarea performantei unitatii de procesare grafica (GPU) este importanta in cazul dispozitivelor mobile care suporta aplicatii de jocuri sau grafica complexa. Algoritmii utilizati in acest caz se concentreaza pe capacitatea de redare a scenei grafice si viteza de randare a cadrelor.</w:t>
+      </w:r>
+    </w:p>
+    <w:p>
+      <w:pPr>
+        <w:pStyle w:val="ListParagraph"/>
+        <w:numPr>
+          <w:ilvl w:val="0"/>
+          <w:numId w:val="8"/>
+        </w:numPr>
+        <w:rPr>
+          <w:rFonts w:ascii="Arial" w:hAnsi="Arial" w:cs="Arial"/>
+          <w:sz w:val="24"/>
+          <w:szCs w:val="24"/>
+        </w:rPr>
+      </w:pPr>
+      <w:r>
+        <w:rPr>
+          <w:rFonts w:ascii="Arial" w:hAnsi="Arial" w:cs="Arial"/>
+          <w:sz w:val="24"/>
+          <w:szCs w:val="24"/>
+        </w:rPr>
+        <w:t>Frame Per Second (FPS): Acest test masoara numarul de cadre pe secunda pe care GPU-ul le poate reda. Testul poate include sarcini complexe, precum randarea unei scene tridimensionale sau redarea unor efecte vizuale complexe, iar un FPS mai mare indica performanta superioara</w:t>
+      </w:r>
+    </w:p>
+    <w:p>
+      <w:pPr>
+        <w:pStyle w:val="ListParagraph"/>
+        <w:numPr>
+          <w:ilvl w:val="0"/>
+          <w:numId w:val="8"/>
+        </w:numPr>
+        <w:rPr>
+          <w:rFonts w:ascii="Arial" w:hAnsi="Arial" w:cs="Arial"/>
+          <w:sz w:val="24"/>
+          <w:szCs w:val="24"/>
+        </w:rPr>
+      </w:pPr>
+      <w:r>
+        <w:rPr>
+          <w:rFonts w:ascii="Arial" w:hAnsi="Arial" w:cs="Arial"/>
+          <w:sz w:val="24"/>
+          <w:szCs w:val="24"/>
+        </w:rPr>
+        <w:t>Testele de texturare si umbrire (Shaders): GPU-ul este supus unor teste care implica redarea unor texture de inalta rezolutie si executia shader-elor (programe pentru umbrire), ce afecteaza direct calitatea graficii si realismul. Performanta GPU-ului in aceste teste indica viteza cu care poate procesa si aplica efecte grafice in timp real.</w:t>
+      </w:r>
+    </w:p>
+    <w:p>
+      <w:pPr>
+        <w:pStyle w:val="ListParagraph"/>
+        <w:numPr>
+          <w:ilvl w:val="0"/>
+          <w:numId w:val="8"/>
+        </w:numPr>
+        <w:rPr>
+          <w:rFonts w:ascii="Arial" w:hAnsi="Arial" w:cs="Arial"/>
+          <w:sz w:val="24"/>
+          <w:szCs w:val="24"/>
+        </w:rPr>
+      </w:pPr>
+      <w:r>
+        <w:rPr>
+          <w:rFonts w:ascii="Arial" w:hAnsi="Arial" w:cs="Arial"/>
+          <w:sz w:val="24"/>
+          <w:szCs w:val="24"/>
+        </w:rPr>
+        <w:t>Compute Shaders pentru calcule de paralelizare masiva: Compute shaders sunt utilizati pentru a testa capacitatea GPU-ului de a realiza calcule complexe in parallel.</w:t>
+      </w:r>
+      <w:r>
+        <w:rPr>
+          <w:rFonts w:ascii="Arial" w:hAnsi="Arial" w:cs="Arial"/>
+          <w:sz w:val="24"/>
+          <w:szCs w:val="24"/>
+        </w:rPr>
+        <w:t xml:space="preserve"> Aceste teste sunt relevante in cazul aplicatiilor care utilizeaza intens GPU-ul pentru procesare grafica si stiintifica.</w:t>
+      </w:r>
+    </w:p>
+    <w:p>
+      <w:pPr>
+        <w:rPr>
+          <w:rFonts w:ascii="Arial" w:hAnsi="Arial" w:cs="Arial"/>
+          <w:sz w:val="24"/>
+          <w:szCs w:val="24"/>
+        </w:rPr>
+      </w:pPr>
+    </w:p>
+    <w:p>
+      <w:pPr>
+        <w:rPr>
+          <w:rFonts w:ascii="Arial" w:hAnsi="Arial" w:cs="Arial"/>
+          <w:sz w:val="24"/>
+          <w:szCs w:val="24"/>
+        </w:rPr>
+      </w:pPr>
+    </w:p>
+    <w:p>
+      <w:pPr>
+        <w:rPr>
+          <w:rFonts w:ascii="Arial" w:hAnsi="Arial" w:cs="Arial"/>
+          <w:b/>
+          <w:bCs/>
+          <w:sz w:val="28"/>
+          <w:szCs w:val="28"/>
+        </w:rPr>
+      </w:pPr>
+      <w:r>
+        <w:rPr>
+          <w:rFonts w:ascii="Arial" w:hAnsi="Arial" w:cs="Arial"/>
+          <w:b/>
+          <w:bCs/>
+          <w:sz w:val="28"/>
+          <w:szCs w:val="28"/>
+        </w:rPr>
+        <w:t>3.3 Masurarea performantei memoriei</w:t>
+      </w:r>
+    </w:p>
+    <w:p>
+      <w:pPr>
+        <w:rPr>
+          <w:rFonts w:ascii="Arial" w:hAnsi="Arial" w:cs="Arial"/>
+          <w:sz w:val="24"/>
+          <w:szCs w:val="24"/>
+        </w:rPr>
+      </w:pPr>
+      <w:r>
+        <w:rPr>
+          <w:rFonts w:ascii="Arial" w:hAnsi="Arial" w:cs="Arial"/>
+          <w:sz w:val="24"/>
+          <w:szCs w:val="24"/>
+        </w:rPr>
+        <w:t>Testele pentru memorie (RAM si ROM) se concentreaza pe viteza de acces, capacitatea de gestionare a datelor si stabilitatea in stocarea si recuperarea informatiilor. Algoritmii de masurare includ:</w:t>
+      </w:r>
+    </w:p>
+    <w:p>
+      <w:pPr>
+        <w:pStyle w:val="ListParagraph"/>
+        <w:numPr>
+          <w:ilvl w:val="0"/>
+          <w:numId w:val="9"/>
+        </w:numPr>
+        <w:rPr>
+          <w:rFonts w:ascii="Arial" w:hAnsi="Arial" w:cs="Arial"/>
+          <w:sz w:val="24"/>
+          <w:szCs w:val="24"/>
+        </w:rPr>
+      </w:pPr>
+      <w:r>
+        <w:rPr>
+          <w:rFonts w:ascii="Arial" w:hAnsi="Arial" w:cs="Arial"/>
+          <w:sz w:val="24"/>
+          <w:szCs w:val="24"/>
+        </w:rPr>
+        <w:t>Testele de citire si scriere secventiala si aleatorie: Se masoara viteza de citire si scriere a datelor in memoria RAM si ROM, atat in mod secvential cat si aleatoriu. Testele secventiale sunt folosite pentru a determina viteza maxima de transfer de date, iar cele aleatorii testeaza capacitatea memoriei de a gestiona accesul aleatoriu.</w:t>
+      </w:r>
+    </w:p>
+    <w:p>
+      <w:pPr>
+        <w:pStyle w:val="ListParagraph"/>
+        <w:numPr>
+          <w:ilvl w:val="0"/>
+          <w:numId w:val="9"/>
+        </w:numPr>
+        <w:rPr>
+          <w:rFonts w:ascii="Arial" w:hAnsi="Arial" w:cs="Arial"/>
+          <w:sz w:val="24"/>
+          <w:szCs w:val="24"/>
+        </w:rPr>
+      </w:pPr>
+      <w:r>
+        <w:rPr>
+          <w:rFonts w:ascii="Arial" w:hAnsi="Arial" w:cs="Arial"/>
+          <w:sz w:val="24"/>
+          <w:szCs w:val="24"/>
+        </w:rPr>
+        <w:t>Testele de latenta a memoriei: Aceste teste masoara timpul necesar pentru ca un process sa acceseze un bloc specific de memorie. Latenta redusa indica o memorie RAM mai rapida si eficienta, esentiala pentru rularea aplicatiilor solicitante.</w:t>
+      </w:r>
+    </w:p>
+    <w:p>
+      <w:pPr>
+        <w:pStyle w:val="ListParagraph"/>
+        <w:numPr>
+          <w:ilvl w:val="0"/>
+          <w:numId w:val="9"/>
+        </w:numPr>
+        <w:rPr>
+          <w:rFonts w:ascii="Arial" w:hAnsi="Arial" w:cs="Arial"/>
+          <w:sz w:val="24"/>
+          <w:szCs w:val="24"/>
+        </w:rPr>
+      </w:pPr>
+      <w:r>
+        <w:rPr>
+          <w:rFonts w:ascii="Arial" w:hAnsi="Arial" w:cs="Arial"/>
+          <w:sz w:val="24"/>
+          <w:szCs w:val="24"/>
+        </w:rPr>
+        <w:t>Evaluarea memoriei ROM prin scriere/citire de date mari: In acest test, se scriu si se citesc fisiere mari in ROM pentru a evalua stabilitatea si viteza de acces ale sistemului de stocare. Acesta este un test util pentru dispozitivele care gestioneaza fisiere multimedia de mari dimensiuni.</w:t>
+      </w:r>
+    </w:p>
+    <w:p>
+      <w:pPr>
+        <w:rPr>
+          <w:rFonts w:ascii="Arial" w:hAnsi="Arial" w:cs="Arial"/>
+          <w:sz w:val="24"/>
+          <w:szCs w:val="24"/>
+        </w:rPr>
+      </w:pPr>
+    </w:p>
+    <w:p>
+      <w:pPr>
+        <w:rPr>
+          <w:rFonts w:ascii="Arial" w:hAnsi="Arial" w:cs="Arial"/>
+          <w:sz w:val="24"/>
+          <w:szCs w:val="24"/>
+        </w:rPr>
+      </w:pPr>
+    </w:p>
+    <w:p>
+      <w:pPr>
+        <w:rPr>
+          <w:rFonts w:ascii="Arial" w:hAnsi="Arial" w:cs="Arial"/>
+          <w:sz w:val="24"/>
+          <w:szCs w:val="24"/>
+        </w:rPr>
+      </w:pPr>
+    </w:p>
+    <w:p>
+      <w:pPr>
+        <w:rPr>
+          <w:rFonts w:ascii="Arial" w:hAnsi="Arial" w:cs="Arial"/>
+          <w:sz w:val="24"/>
+          <w:szCs w:val="24"/>
+        </w:rPr>
+      </w:pPr>
+    </w:p>
+    <w:p>
+      <w:pPr>
+        <w:rPr>
+          <w:rFonts w:ascii="Arial" w:hAnsi="Arial" w:cs="Arial"/>
+          <w:sz w:val="24"/>
+          <w:szCs w:val="24"/>
+        </w:rPr>
+      </w:pPr>
+    </w:p>
+    <w:p>
+      <w:pPr>
+        <w:rPr>
+          <w:rFonts w:ascii="Arial" w:hAnsi="Arial" w:cs="Arial"/>
+          <w:b/>
+          <w:bCs/>
+          <w:sz w:val="32"/>
+          <w:szCs w:val="32"/>
+        </w:rPr>
+      </w:pPr>
+      <w:r>
+        <w:rPr>
+          <w:rFonts w:ascii="Arial" w:hAnsi="Arial" w:cs="Arial"/>
+          <w:b/>
+          <w:bCs/>
+          <w:sz w:val="32"/>
+          <w:szCs w:val="32"/>
+        </w:rPr>
+        <w:t>Bibliografie</w:t>
+      </w:r>
+    </w:p>
+    <w:p>
+      <w:pPr>
+        <w:rPr>
+          <w:rFonts w:ascii="Arial" w:hAnsi="Arial" w:cs="Arial"/>
+          <w:sz w:val="24"/>
+          <w:szCs w:val="24"/>
+        </w:rPr>
+      </w:pPr>
+      <w:r>
+        <w:rPr>
+          <w:rFonts w:ascii="Arial" w:hAnsi="Arial" w:cs="Arial"/>
+          <w:sz w:val="24"/>
+          <w:szCs w:val="24"/>
+        </w:rPr>
+        <w:t xml:space="preserve">[1] AnTuTu Benchmark. (2023): </w:t>
+      </w:r>
+      <w:hyperlink r:id="rId7" w:history="1">
+        <w:r>
+          <w:rPr>
+            <w:rStyle w:val="Hyperlink"/>
+            <w:rFonts w:ascii="Arial" w:hAnsi="Arial" w:cs="Arial"/>
+            <w:sz w:val="24"/>
+            <w:szCs w:val="24"/>
+          </w:rPr>
+          <w:t>https://www.antutu.com</w:t>
+        </w:r>
+      </w:hyperlink>
+    </w:p>
+    <w:p>
+      <w:pPr>
+        <w:rPr>
+          <w:rFonts w:ascii="Arial" w:hAnsi="Arial" w:cs="Arial"/>
+          <w:sz w:val="24"/>
+          <w:szCs w:val="24"/>
+        </w:rPr>
+      </w:pPr>
+      <w:r>
+        <w:rPr>
+          <w:rFonts w:ascii="Arial" w:hAnsi="Arial" w:cs="Arial"/>
+          <w:sz w:val="24"/>
+          <w:szCs w:val="24"/>
+        </w:rPr>
+        <w:t xml:space="preserve">[2] Geekbench.(2023). Evaluarea performantelor CPU si GPU: </w:t>
+      </w:r>
+      <w:hyperlink r:id="rId8" w:history="1">
+        <w:r>
+          <w:rPr>
+            <w:rStyle w:val="Hyperlink"/>
+            <w:rFonts w:ascii="Arial" w:hAnsi="Arial" w:cs="Arial"/>
+            <w:sz w:val="24"/>
+            <w:szCs w:val="24"/>
+          </w:rPr>
+          <w:t>https://www.geekbench.com</w:t>
+        </w:r>
+      </w:hyperlink>
+    </w:p>
+    <w:p>
+      <w:pPr>
+        <w:rPr>
+          <w:rFonts w:ascii="Arial" w:hAnsi="Arial" w:cs="Arial"/>
+          <w:sz w:val="24"/>
+          <w:szCs w:val="24"/>
+        </w:rPr>
+      </w:pPr>
+      <w:r>
+        <w:rPr>
+          <w:rFonts w:ascii="Arial" w:hAnsi="Arial" w:cs="Arial"/>
+          <w:sz w:val="24"/>
+          <w:szCs w:val="24"/>
+        </w:rPr>
+        <w:t>[3] 3DMark. (2023). Benchmark pentru performante grafice</w:t>
+      </w:r>
+      <w:r>
+        <w:rPr>
+          <w:rFonts w:ascii="Arial" w:hAnsi="Arial" w:cs="Arial"/>
+          <w:sz w:val="24"/>
+          <w:szCs w:val="24"/>
+        </w:rPr>
+        <w:t xml:space="preserve"> </w:t>
+      </w:r>
+      <w:hyperlink r:id="rId9" w:history="1">
+        <w:r>
+          <w:rPr>
+            <w:rStyle w:val="Hyperlink"/>
+            <w:rFonts w:ascii="Arial" w:hAnsi="Arial" w:cs="Arial"/>
+            <w:sz w:val="24"/>
+            <w:szCs w:val="24"/>
+          </w:rPr>
+          <w:t>https://www.3dmark.com</w:t>
+        </w:r>
+      </w:hyperlink>
+    </w:p>
+    <w:p>
+      <w:pPr>
+        <w:rPr>
+          <w:rFonts w:ascii="Arial" w:hAnsi="Arial" w:cs="Arial"/>
+          <w:sz w:val="24"/>
+          <w:szCs w:val="24"/>
+        </w:rPr>
+      </w:pPr>
+      <w:r>
+        <w:rPr>
+          <w:rFonts w:ascii="Arial" w:hAnsi="Arial" w:cs="Arial"/>
+          <w:sz w:val="24"/>
+          <w:szCs w:val="24"/>
+        </w:rPr>
+        <w:t xml:space="preserve">[4] Android Developers – ghid pentru dezvoltatori despre optimizarea aplicatiilor: </w:t>
+      </w:r>
+      <w:hyperlink r:id="rId10" w:history="1">
+        <w:r>
+          <w:rPr>
+            <w:rStyle w:val="Hyperlink"/>
+            <w:rFonts w:ascii="Arial" w:hAnsi="Arial" w:cs="Arial"/>
+            <w:sz w:val="24"/>
+            <w:szCs w:val="24"/>
+          </w:rPr>
+          <w:t>https://developer.android.com</w:t>
+        </w:r>
+      </w:hyperlink>
+    </w:p>
+    <w:p>
+      <w:pPr>
+        <w:rPr>
+          <w:rFonts w:ascii="Arial" w:hAnsi="Arial" w:cs="Arial"/>
+          <w:b/>
+          <w:bCs/>
+          <w:sz w:val="24"/>
+          <w:szCs w:val="24"/>
+        </w:rPr>
+      </w:pPr>
+      <w:r>
+        <w:rPr>
+          <w:rFonts w:ascii="Arial" w:hAnsi="Arial" w:cs="Arial"/>
+          <w:sz w:val="24"/>
+          <w:szCs w:val="24"/>
+        </w:rPr>
+        <w:t>[5] ARM Holdings – documentatie privind arhitectura CPU si GPU pentru dispozitive mobile: https://www.arm.com</w:t>
+      </w:r>
+    </w:p>
+    <w:p>
+      <w:pPr>
+        <w:rPr>
+          <w:rFonts w:ascii="Arial" w:hAnsi="Arial" w:cs="Arial"/>
+          <w:sz w:val="24"/>
+          <w:szCs w:val="24"/>
+        </w:rPr>
+      </w:pPr>
+      <w:r>
+        <w:rPr>
+          <w:rFonts w:ascii="Arial" w:hAnsi="Arial" w:cs="Arial"/>
+          <w:sz w:val="24"/>
+          <w:szCs w:val="24"/>
+        </w:rPr>
+        <w:t>[</w:t>
+      </w:r>
+      <w:r>
+        <w:rPr>
+          <w:rFonts w:ascii="Arial" w:hAnsi="Arial" w:cs="Arial"/>
+          <w:sz w:val="24"/>
+          <w:szCs w:val="24"/>
+        </w:rPr>
+        <w:t>6</w:t>
+      </w:r>
+      <w:r>
+        <w:rPr>
+          <w:rFonts w:ascii="Arial" w:hAnsi="Arial" w:cs="Arial"/>
+          <w:sz w:val="24"/>
+          <w:szCs w:val="24"/>
+        </w:rPr>
+        <w:t>] T.H. Cormen. C.E. Leiseron, R.L. Rivest, and C. Stein, “Introduction to Algorithms 3</w:t>
+      </w:r>
+      <w:r>
+        <w:rPr>
+          <w:rFonts w:ascii="Arial" w:hAnsi="Arial" w:cs="Arial"/>
+          <w:sz w:val="24"/>
+          <w:szCs w:val="24"/>
+          <w:vertAlign w:val="superscript"/>
+        </w:rPr>
+        <w:t>rd</w:t>
+      </w:r>
+      <w:r>
+        <w:rPr>
+          <w:rFonts w:ascii="Arial" w:hAnsi="Arial" w:cs="Arial"/>
+          <w:sz w:val="24"/>
+          <w:szCs w:val="24"/>
+        </w:rPr>
+        <w:t xml:space="preserve"> ed.”, 2009</w:t>
+      </w:r>
     </w:p>
     <w:p>
       <w:pPr>
@@ -1259,7 +1992,7 @@
       </w:pPr>
     </w:p>
     <w:sectPr>
-      <w:footerReference w:type="default" r:id="rId7"/>
+      <w:footerReference w:type="default" r:id="rId11"/>
       <w:pgSz w:w="12240" w:h="15840"/>
       <w:pgMar w:top="1440" w:right="1440" w:bottom="1440" w:left="1440" w:header="720" w:footer="720" w:gutter="0"/>
       <w:cols w:space="720"/>
@@ -1375,6 +2108,119 @@
 <file path=word/numbering.xml><?xml version="1.0" encoding="utf-8"?>
 <w:numbering xmlns:wpc="http://schemas.microsoft.com/office/word/2010/wordprocessingCanvas" xmlns:cx="http://schemas.microsoft.com/office/drawing/2014/chartex" xmlns:cx1="http://schemas.microsoft.com/office/drawing/2015/9/8/chartex" xmlns:cx2="http://schemas.microsoft.com/office/drawing/2015/10/21/chartex" xmlns:cx3="http://schemas.microsoft.com/office/drawing/2016/5/9/chartex" xmlns:cx4="http://schemas.microsoft.com/office/drawing/2016/5/10/chartex" xmlns:cx5="http://schemas.microsoft.com/office/drawing/2016/5/11/chartex" xmlns:cx6="http://schemas.microsoft.com/office/drawing/2016/5/12/chartex" xmlns:cx7="http://schemas.microsoft.com/office/drawing/2016/5/13/chartex" xmlns:cx8="http://schemas.microsoft.com/office/drawing/2016/5/14/chartex" xmlns:mc="http://schemas.openxmlformats.org/markup-compatibility/2006" xmlns:aink="http://schemas.microsoft.com/office/drawing/2016/ink" xmlns:am3d="http://schemas.microsoft.com/office/drawing/2017/model3d" xmlns:o="urn:schemas-microsoft-com:office:office" xmlns:r="http://schemas.openxmlformats.org/officeDocument/2006/relationships" xmlns:m="http://schemas.openxmlformats.org/officeDocument/2006/math" xmlns:v="urn:schemas-microsoft-com:vml" xmlns:wp14="http://schemas.microsoft.com/office/word/2010/wordprocessingDrawing" xmlns:wp="http://schemas.openxmlformats.org/drawingml/2006/wordprocessingDrawing" xmlns:w10="urn:schemas-microsoft-com:office:word" xmlns:w="http://schemas.openxmlformats.org/wordprocessingml/2006/main" xmlns:w14="http://schemas.microsoft.com/office/word/2010/wordml" xmlns:w15="http://schemas.microsoft.com/office/word/2012/wordml" xmlns:w16cex="http://schemas.microsoft.com/office/word/2018/wordml/cex" xmlns:w16cid="http://schemas.microsoft.com/office/word/2016/wordml/cid" xmlns:w16="http://schemas.microsoft.com/office/word/2018/wordml" xmlns:w16sdtdh="http://schemas.microsoft.com/office/word/2020/wordml/sdtdatahash" xmlns:w16se="http://schemas.microsoft.com/office/word/2015/wordml/symex" xmlns:wpg="http://schemas.microsoft.com/office/word/2010/wordprocessingGroup" xmlns:wpi="http://schemas.microsoft.com/office/word/2010/wordprocessingInk" xmlns:wne="http://schemas.microsoft.com/office/word/2006/wordml" xmlns:wps="http://schemas.microsoft.com/office/word/2010/wordprocessingShape" mc:Ignorable="w14 w15 w16se w16cid w16 w16cex w16sdtdh wp14">
   <w:abstractNum w:abstractNumId="0" w15:restartNumberingAfterBreak="0">
+    <w:nsid w:val="03D955AB"/>
+    <w:multiLevelType w:val="hybridMultilevel"/>
+    <w:tmpl w:val="A296E31A"/>
+    <w:lvl w:ilvl="0" w:tplc="04090001">
+      <w:start w:val="1"/>
+      <w:numFmt w:val="bullet"/>
+      <w:lvlText w:val=""/>
+      <w:lvlJc w:val="left"/>
+      <w:pPr>
+        <w:ind w:left="720" w:hanging="360"/>
+      </w:pPr>
+      <w:rPr>
+        <w:rFonts w:ascii="Symbol" w:hAnsi="Symbol" w:hint="default"/>
+      </w:rPr>
+    </w:lvl>
+    <w:lvl w:ilvl="1" w:tplc="04090003" w:tentative="1">
+      <w:start w:val="1"/>
+      <w:numFmt w:val="bullet"/>
+      <w:lvlText w:val="o"/>
+      <w:lvlJc w:val="left"/>
+      <w:pPr>
+        <w:ind w:left="1440" w:hanging="360"/>
+      </w:pPr>
+      <w:rPr>
+        <w:rFonts w:ascii="Courier New" w:hAnsi="Courier New" w:cs="Courier New" w:hint="default"/>
+      </w:rPr>
+    </w:lvl>
+    <w:lvl w:ilvl="2" w:tplc="04090005" w:tentative="1">
+      <w:start w:val="1"/>
+      <w:numFmt w:val="bullet"/>
+      <w:lvlText w:val=""/>
+      <w:lvlJc w:val="left"/>
+      <w:pPr>
+        <w:ind w:left="2160" w:hanging="360"/>
+      </w:pPr>
+      <w:rPr>
+        <w:rFonts w:ascii="Wingdings" w:hAnsi="Wingdings" w:hint="default"/>
+      </w:rPr>
+    </w:lvl>
+    <w:lvl w:ilvl="3" w:tplc="04090001" w:tentative="1">
+      <w:start w:val="1"/>
+      <w:numFmt w:val="bullet"/>
+      <w:lvlText w:val=""/>
+      <w:lvlJc w:val="left"/>
+      <w:pPr>
+        <w:ind w:left="2880" w:hanging="360"/>
+      </w:pPr>
+      <w:rPr>
+        <w:rFonts w:ascii="Symbol" w:hAnsi="Symbol" w:hint="default"/>
+      </w:rPr>
+    </w:lvl>
+    <w:lvl w:ilvl="4" w:tplc="04090003" w:tentative="1">
+      <w:start w:val="1"/>
+      <w:numFmt w:val="bullet"/>
+      <w:lvlText w:val="o"/>
+      <w:lvlJc w:val="left"/>
+      <w:pPr>
+        <w:ind w:left="3600" w:hanging="360"/>
+      </w:pPr>
+      <w:rPr>
+        <w:rFonts w:ascii="Courier New" w:hAnsi="Courier New" w:cs="Courier New" w:hint="default"/>
+      </w:rPr>
+    </w:lvl>
+    <w:lvl w:ilvl="5" w:tplc="04090005" w:tentative="1">
+      <w:start w:val="1"/>
+      <w:numFmt w:val="bullet"/>
+      <w:lvlText w:val=""/>
+      <w:lvlJc w:val="left"/>
+      <w:pPr>
+        <w:ind w:left="4320" w:hanging="360"/>
+      </w:pPr>
+      <w:rPr>
+        <w:rFonts w:ascii="Wingdings" w:hAnsi="Wingdings" w:hint="default"/>
+      </w:rPr>
+    </w:lvl>
+    <w:lvl w:ilvl="6" w:tplc="04090001" w:tentative="1">
+      <w:start w:val="1"/>
+      <w:numFmt w:val="bullet"/>
+      <w:lvlText w:val=""/>
+      <w:lvlJc w:val="left"/>
+      <w:pPr>
+        <w:ind w:left="5040" w:hanging="360"/>
+      </w:pPr>
+      <w:rPr>
+        <w:rFonts w:ascii="Symbol" w:hAnsi="Symbol" w:hint="default"/>
+      </w:rPr>
+    </w:lvl>
+    <w:lvl w:ilvl="7" w:tplc="04090003" w:tentative="1">
+      <w:start w:val="1"/>
+      <w:numFmt w:val="bullet"/>
+      <w:lvlText w:val="o"/>
+      <w:lvlJc w:val="left"/>
+      <w:pPr>
+        <w:ind w:left="5760" w:hanging="360"/>
+      </w:pPr>
+      <w:rPr>
+        <w:rFonts w:ascii="Courier New" w:hAnsi="Courier New" w:cs="Courier New" w:hint="default"/>
+      </w:rPr>
+    </w:lvl>
+    <w:lvl w:ilvl="8" w:tplc="04090005" w:tentative="1">
+      <w:start w:val="1"/>
+      <w:numFmt w:val="bullet"/>
+      <w:lvlText w:val=""/>
+      <w:lvlJc w:val="left"/>
+      <w:pPr>
+        <w:ind w:left="6480" w:hanging="360"/>
+      </w:pPr>
+      <w:rPr>
+        <w:rFonts w:ascii="Wingdings" w:hAnsi="Wingdings" w:hint="default"/>
+      </w:rPr>
+    </w:lvl>
+  </w:abstractNum>
+  <w:abstractNum w:abstractNumId="1" w15:restartNumberingAfterBreak="0">
     <w:nsid w:val="124B7C0F"/>
     <w:multiLevelType w:val="multilevel"/>
     <w:tmpl w:val="5DEA6CD6"/>
@@ -1487,7 +2333,120 @@
       </w:rPr>
     </w:lvl>
   </w:abstractNum>
-  <w:abstractNum w:abstractNumId="1" w15:restartNumberingAfterBreak="0">
+  <w:abstractNum w:abstractNumId="2" w15:restartNumberingAfterBreak="0">
+    <w:nsid w:val="25BB1F7B"/>
+    <w:multiLevelType w:val="hybridMultilevel"/>
+    <w:tmpl w:val="BA8C30A8"/>
+    <w:lvl w:ilvl="0" w:tplc="04090001">
+      <w:start w:val="1"/>
+      <w:numFmt w:val="bullet"/>
+      <w:lvlText w:val=""/>
+      <w:lvlJc w:val="left"/>
+      <w:pPr>
+        <w:ind w:left="720" w:hanging="360"/>
+      </w:pPr>
+      <w:rPr>
+        <w:rFonts w:ascii="Symbol" w:hAnsi="Symbol" w:hint="default"/>
+      </w:rPr>
+    </w:lvl>
+    <w:lvl w:ilvl="1" w:tplc="04090003" w:tentative="1">
+      <w:start w:val="1"/>
+      <w:numFmt w:val="bullet"/>
+      <w:lvlText w:val="o"/>
+      <w:lvlJc w:val="left"/>
+      <w:pPr>
+        <w:ind w:left="1440" w:hanging="360"/>
+      </w:pPr>
+      <w:rPr>
+        <w:rFonts w:ascii="Courier New" w:hAnsi="Courier New" w:cs="Courier New" w:hint="default"/>
+      </w:rPr>
+    </w:lvl>
+    <w:lvl w:ilvl="2" w:tplc="04090005" w:tentative="1">
+      <w:start w:val="1"/>
+      <w:numFmt w:val="bullet"/>
+      <w:lvlText w:val=""/>
+      <w:lvlJc w:val="left"/>
+      <w:pPr>
+        <w:ind w:left="2160" w:hanging="360"/>
+      </w:pPr>
+      <w:rPr>
+        <w:rFonts w:ascii="Wingdings" w:hAnsi="Wingdings" w:hint="default"/>
+      </w:rPr>
+    </w:lvl>
+    <w:lvl w:ilvl="3" w:tplc="04090001" w:tentative="1">
+      <w:start w:val="1"/>
+      <w:numFmt w:val="bullet"/>
+      <w:lvlText w:val=""/>
+      <w:lvlJc w:val="left"/>
+      <w:pPr>
+        <w:ind w:left="2880" w:hanging="360"/>
+      </w:pPr>
+      <w:rPr>
+        <w:rFonts w:ascii="Symbol" w:hAnsi="Symbol" w:hint="default"/>
+      </w:rPr>
+    </w:lvl>
+    <w:lvl w:ilvl="4" w:tplc="04090003" w:tentative="1">
+      <w:start w:val="1"/>
+      <w:numFmt w:val="bullet"/>
+      <w:lvlText w:val="o"/>
+      <w:lvlJc w:val="left"/>
+      <w:pPr>
+        <w:ind w:left="3600" w:hanging="360"/>
+      </w:pPr>
+      <w:rPr>
+        <w:rFonts w:ascii="Courier New" w:hAnsi="Courier New" w:cs="Courier New" w:hint="default"/>
+      </w:rPr>
+    </w:lvl>
+    <w:lvl w:ilvl="5" w:tplc="04090005" w:tentative="1">
+      <w:start w:val="1"/>
+      <w:numFmt w:val="bullet"/>
+      <w:lvlText w:val=""/>
+      <w:lvlJc w:val="left"/>
+      <w:pPr>
+        <w:ind w:left="4320" w:hanging="360"/>
+      </w:pPr>
+      <w:rPr>
+        <w:rFonts w:ascii="Wingdings" w:hAnsi="Wingdings" w:hint="default"/>
+      </w:rPr>
+    </w:lvl>
+    <w:lvl w:ilvl="6" w:tplc="04090001" w:tentative="1">
+      <w:start w:val="1"/>
+      <w:numFmt w:val="bullet"/>
+      <w:lvlText w:val=""/>
+      <w:lvlJc w:val="left"/>
+      <w:pPr>
+        <w:ind w:left="5040" w:hanging="360"/>
+      </w:pPr>
+      <w:rPr>
+        <w:rFonts w:ascii="Symbol" w:hAnsi="Symbol" w:hint="default"/>
+      </w:rPr>
+    </w:lvl>
+    <w:lvl w:ilvl="7" w:tplc="04090003" w:tentative="1">
+      <w:start w:val="1"/>
+      <w:numFmt w:val="bullet"/>
+      <w:lvlText w:val="o"/>
+      <w:lvlJc w:val="left"/>
+      <w:pPr>
+        <w:ind w:left="5760" w:hanging="360"/>
+      </w:pPr>
+      <w:rPr>
+        <w:rFonts w:ascii="Courier New" w:hAnsi="Courier New" w:cs="Courier New" w:hint="default"/>
+      </w:rPr>
+    </w:lvl>
+    <w:lvl w:ilvl="8" w:tplc="04090005" w:tentative="1">
+      <w:start w:val="1"/>
+      <w:numFmt w:val="bullet"/>
+      <w:lvlText w:val=""/>
+      <w:lvlJc w:val="left"/>
+      <w:pPr>
+        <w:ind w:left="6480" w:hanging="360"/>
+      </w:pPr>
+      <w:rPr>
+        <w:rFonts w:ascii="Wingdings" w:hAnsi="Wingdings" w:hint="default"/>
+      </w:rPr>
+    </w:lvl>
+  </w:abstractNum>
+  <w:abstractNum w:abstractNumId="3" w15:restartNumberingAfterBreak="0">
     <w:nsid w:val="385A0B98"/>
     <w:multiLevelType w:val="hybridMultilevel"/>
     <w:tmpl w:val="F28EFA5C"/>
@@ -1600,7 +2559,93 @@
       </w:rPr>
     </w:lvl>
   </w:abstractNum>
-  <w:abstractNum w:abstractNumId="2" w15:restartNumberingAfterBreak="0">
+  <w:abstractNum w:abstractNumId="4" w15:restartNumberingAfterBreak="0">
+    <w:nsid w:val="40A118E7"/>
+    <w:multiLevelType w:val="hybridMultilevel"/>
+    <w:tmpl w:val="06B6F54C"/>
+    <w:lvl w:ilvl="0" w:tplc="0409000F">
+      <w:start w:val="1"/>
+      <w:numFmt w:val="decimal"/>
+      <w:lvlText w:val="%1."/>
+      <w:lvlJc w:val="left"/>
+      <w:pPr>
+        <w:ind w:left="720" w:hanging="360"/>
+      </w:pPr>
+    </w:lvl>
+    <w:lvl w:ilvl="1" w:tplc="04090019" w:tentative="1">
+      <w:start w:val="1"/>
+      <w:numFmt w:val="lowerLetter"/>
+      <w:lvlText w:val="%2."/>
+      <w:lvlJc w:val="left"/>
+      <w:pPr>
+        <w:ind w:left="1440" w:hanging="360"/>
+      </w:pPr>
+    </w:lvl>
+    <w:lvl w:ilvl="2" w:tplc="0409001B" w:tentative="1">
+      <w:start w:val="1"/>
+      <w:numFmt w:val="lowerRoman"/>
+      <w:lvlText w:val="%3."/>
+      <w:lvlJc w:val="right"/>
+      <w:pPr>
+        <w:ind w:left="2160" w:hanging="180"/>
+      </w:pPr>
+    </w:lvl>
+    <w:lvl w:ilvl="3" w:tplc="0409000F" w:tentative="1">
+      <w:start w:val="1"/>
+      <w:numFmt w:val="decimal"/>
+      <w:lvlText w:val="%4."/>
+      <w:lvlJc w:val="left"/>
+      <w:pPr>
+        <w:ind w:left="2880" w:hanging="360"/>
+      </w:pPr>
+    </w:lvl>
+    <w:lvl w:ilvl="4" w:tplc="04090019" w:tentative="1">
+      <w:start w:val="1"/>
+      <w:numFmt w:val="lowerLetter"/>
+      <w:lvlText w:val="%5."/>
+      <w:lvlJc w:val="left"/>
+      <w:pPr>
+        <w:ind w:left="3600" w:hanging="360"/>
+      </w:pPr>
+    </w:lvl>
+    <w:lvl w:ilvl="5" w:tplc="0409001B" w:tentative="1">
+      <w:start w:val="1"/>
+      <w:numFmt w:val="lowerRoman"/>
+      <w:lvlText w:val="%6."/>
+      <w:lvlJc w:val="right"/>
+      <w:pPr>
+        <w:ind w:left="4320" w:hanging="180"/>
+      </w:pPr>
+    </w:lvl>
+    <w:lvl w:ilvl="6" w:tplc="0409000F" w:tentative="1">
+      <w:start w:val="1"/>
+      <w:numFmt w:val="decimal"/>
+      <w:lvlText w:val="%7."/>
+      <w:lvlJc w:val="left"/>
+      <w:pPr>
+        <w:ind w:left="5040" w:hanging="360"/>
+      </w:pPr>
+    </w:lvl>
+    <w:lvl w:ilvl="7" w:tplc="04090019" w:tentative="1">
+      <w:start w:val="1"/>
+      <w:numFmt w:val="lowerLetter"/>
+      <w:lvlText w:val="%8."/>
+      <w:lvlJc w:val="left"/>
+      <w:pPr>
+        <w:ind w:left="5760" w:hanging="360"/>
+      </w:pPr>
+    </w:lvl>
+    <w:lvl w:ilvl="8" w:tplc="0409001B" w:tentative="1">
+      <w:start w:val="1"/>
+      <w:numFmt w:val="lowerRoman"/>
+      <w:lvlText w:val="%9."/>
+      <w:lvlJc w:val="right"/>
+      <w:pPr>
+        <w:ind w:left="6480" w:hanging="180"/>
+      </w:pPr>
+    </w:lvl>
+  </w:abstractNum>
+  <w:abstractNum w:abstractNumId="5" w15:restartNumberingAfterBreak="0">
     <w:nsid w:val="46C009F3"/>
     <w:multiLevelType w:val="multilevel"/>
     <w:tmpl w:val="E20A27A2"/>
@@ -1713,14 +2758,290 @@
       </w:rPr>
     </w:lvl>
   </w:abstractNum>
+  <w:abstractNum w:abstractNumId="6" w15:restartNumberingAfterBreak="0">
+    <w:nsid w:val="5E2917FE"/>
+    <w:multiLevelType w:val="hybridMultilevel"/>
+    <w:tmpl w:val="658281EC"/>
+    <w:lvl w:ilvl="0" w:tplc="0409000F">
+      <w:start w:val="1"/>
+      <w:numFmt w:val="decimal"/>
+      <w:lvlText w:val="%1."/>
+      <w:lvlJc w:val="left"/>
+      <w:pPr>
+        <w:ind w:left="720" w:hanging="360"/>
+      </w:pPr>
+    </w:lvl>
+    <w:lvl w:ilvl="1" w:tplc="04090019" w:tentative="1">
+      <w:start w:val="1"/>
+      <w:numFmt w:val="lowerLetter"/>
+      <w:lvlText w:val="%2."/>
+      <w:lvlJc w:val="left"/>
+      <w:pPr>
+        <w:ind w:left="1440" w:hanging="360"/>
+      </w:pPr>
+    </w:lvl>
+    <w:lvl w:ilvl="2" w:tplc="0409001B" w:tentative="1">
+      <w:start w:val="1"/>
+      <w:numFmt w:val="lowerRoman"/>
+      <w:lvlText w:val="%3."/>
+      <w:lvlJc w:val="right"/>
+      <w:pPr>
+        <w:ind w:left="2160" w:hanging="180"/>
+      </w:pPr>
+    </w:lvl>
+    <w:lvl w:ilvl="3" w:tplc="0409000F" w:tentative="1">
+      <w:start w:val="1"/>
+      <w:numFmt w:val="decimal"/>
+      <w:lvlText w:val="%4."/>
+      <w:lvlJc w:val="left"/>
+      <w:pPr>
+        <w:ind w:left="2880" w:hanging="360"/>
+      </w:pPr>
+    </w:lvl>
+    <w:lvl w:ilvl="4" w:tplc="04090019" w:tentative="1">
+      <w:start w:val="1"/>
+      <w:numFmt w:val="lowerLetter"/>
+      <w:lvlText w:val="%5."/>
+      <w:lvlJc w:val="left"/>
+      <w:pPr>
+        <w:ind w:left="3600" w:hanging="360"/>
+      </w:pPr>
+    </w:lvl>
+    <w:lvl w:ilvl="5" w:tplc="0409001B" w:tentative="1">
+      <w:start w:val="1"/>
+      <w:numFmt w:val="lowerRoman"/>
+      <w:lvlText w:val="%6."/>
+      <w:lvlJc w:val="right"/>
+      <w:pPr>
+        <w:ind w:left="4320" w:hanging="180"/>
+      </w:pPr>
+    </w:lvl>
+    <w:lvl w:ilvl="6" w:tplc="0409000F" w:tentative="1">
+      <w:start w:val="1"/>
+      <w:numFmt w:val="decimal"/>
+      <w:lvlText w:val="%7."/>
+      <w:lvlJc w:val="left"/>
+      <w:pPr>
+        <w:ind w:left="5040" w:hanging="360"/>
+      </w:pPr>
+    </w:lvl>
+    <w:lvl w:ilvl="7" w:tplc="04090019" w:tentative="1">
+      <w:start w:val="1"/>
+      <w:numFmt w:val="lowerLetter"/>
+      <w:lvlText w:val="%8."/>
+      <w:lvlJc w:val="left"/>
+      <w:pPr>
+        <w:ind w:left="5760" w:hanging="360"/>
+      </w:pPr>
+    </w:lvl>
+    <w:lvl w:ilvl="8" w:tplc="0409001B" w:tentative="1">
+      <w:start w:val="1"/>
+      <w:numFmt w:val="lowerRoman"/>
+      <w:lvlText w:val="%9."/>
+      <w:lvlJc w:val="right"/>
+      <w:pPr>
+        <w:ind w:left="6480" w:hanging="180"/>
+      </w:pPr>
+    </w:lvl>
+  </w:abstractNum>
+  <w:abstractNum w:abstractNumId="7" w15:restartNumberingAfterBreak="0">
+    <w:nsid w:val="65E30406"/>
+    <w:multiLevelType w:val="hybridMultilevel"/>
+    <w:tmpl w:val="EDECFE34"/>
+    <w:lvl w:ilvl="0" w:tplc="0409000F">
+      <w:start w:val="1"/>
+      <w:numFmt w:val="decimal"/>
+      <w:lvlText w:val="%1."/>
+      <w:lvlJc w:val="left"/>
+      <w:pPr>
+        <w:ind w:left="720" w:hanging="360"/>
+      </w:pPr>
+    </w:lvl>
+    <w:lvl w:ilvl="1" w:tplc="04090019" w:tentative="1">
+      <w:start w:val="1"/>
+      <w:numFmt w:val="lowerLetter"/>
+      <w:lvlText w:val="%2."/>
+      <w:lvlJc w:val="left"/>
+      <w:pPr>
+        <w:ind w:left="1440" w:hanging="360"/>
+      </w:pPr>
+    </w:lvl>
+    <w:lvl w:ilvl="2" w:tplc="0409001B" w:tentative="1">
+      <w:start w:val="1"/>
+      <w:numFmt w:val="lowerRoman"/>
+      <w:lvlText w:val="%3."/>
+      <w:lvlJc w:val="right"/>
+      <w:pPr>
+        <w:ind w:left="2160" w:hanging="180"/>
+      </w:pPr>
+    </w:lvl>
+    <w:lvl w:ilvl="3" w:tplc="0409000F" w:tentative="1">
+      <w:start w:val="1"/>
+      <w:numFmt w:val="decimal"/>
+      <w:lvlText w:val="%4."/>
+      <w:lvlJc w:val="left"/>
+      <w:pPr>
+        <w:ind w:left="2880" w:hanging="360"/>
+      </w:pPr>
+    </w:lvl>
+    <w:lvl w:ilvl="4" w:tplc="04090019" w:tentative="1">
+      <w:start w:val="1"/>
+      <w:numFmt w:val="lowerLetter"/>
+      <w:lvlText w:val="%5."/>
+      <w:lvlJc w:val="left"/>
+      <w:pPr>
+        <w:ind w:left="3600" w:hanging="360"/>
+      </w:pPr>
+    </w:lvl>
+    <w:lvl w:ilvl="5" w:tplc="0409001B" w:tentative="1">
+      <w:start w:val="1"/>
+      <w:numFmt w:val="lowerRoman"/>
+      <w:lvlText w:val="%6."/>
+      <w:lvlJc w:val="right"/>
+      <w:pPr>
+        <w:ind w:left="4320" w:hanging="180"/>
+      </w:pPr>
+    </w:lvl>
+    <w:lvl w:ilvl="6" w:tplc="0409000F" w:tentative="1">
+      <w:start w:val="1"/>
+      <w:numFmt w:val="decimal"/>
+      <w:lvlText w:val="%7."/>
+      <w:lvlJc w:val="left"/>
+      <w:pPr>
+        <w:ind w:left="5040" w:hanging="360"/>
+      </w:pPr>
+    </w:lvl>
+    <w:lvl w:ilvl="7" w:tplc="04090019" w:tentative="1">
+      <w:start w:val="1"/>
+      <w:numFmt w:val="lowerLetter"/>
+      <w:lvlText w:val="%8."/>
+      <w:lvlJc w:val="left"/>
+      <w:pPr>
+        <w:ind w:left="5760" w:hanging="360"/>
+      </w:pPr>
+    </w:lvl>
+    <w:lvl w:ilvl="8" w:tplc="0409001B" w:tentative="1">
+      <w:start w:val="1"/>
+      <w:numFmt w:val="lowerRoman"/>
+      <w:lvlText w:val="%9."/>
+      <w:lvlJc w:val="right"/>
+      <w:pPr>
+        <w:ind w:left="6480" w:hanging="180"/>
+      </w:pPr>
+    </w:lvl>
+  </w:abstractNum>
+  <w:abstractNum w:abstractNumId="8" w15:restartNumberingAfterBreak="0">
+    <w:nsid w:val="76991C51"/>
+    <w:multiLevelType w:val="hybridMultilevel"/>
+    <w:tmpl w:val="EA08D738"/>
+    <w:lvl w:ilvl="0" w:tplc="04090011">
+      <w:start w:val="1"/>
+      <w:numFmt w:val="decimal"/>
+      <w:lvlText w:val="%1)"/>
+      <w:lvlJc w:val="left"/>
+      <w:pPr>
+        <w:ind w:left="720" w:hanging="360"/>
+      </w:pPr>
+    </w:lvl>
+    <w:lvl w:ilvl="1" w:tplc="04090019" w:tentative="1">
+      <w:start w:val="1"/>
+      <w:numFmt w:val="lowerLetter"/>
+      <w:lvlText w:val="%2."/>
+      <w:lvlJc w:val="left"/>
+      <w:pPr>
+        <w:ind w:left="1440" w:hanging="360"/>
+      </w:pPr>
+    </w:lvl>
+    <w:lvl w:ilvl="2" w:tplc="0409001B" w:tentative="1">
+      <w:start w:val="1"/>
+      <w:numFmt w:val="lowerRoman"/>
+      <w:lvlText w:val="%3."/>
+      <w:lvlJc w:val="right"/>
+      <w:pPr>
+        <w:ind w:left="2160" w:hanging="180"/>
+      </w:pPr>
+    </w:lvl>
+    <w:lvl w:ilvl="3" w:tplc="0409000F" w:tentative="1">
+      <w:start w:val="1"/>
+      <w:numFmt w:val="decimal"/>
+      <w:lvlText w:val="%4."/>
+      <w:lvlJc w:val="left"/>
+      <w:pPr>
+        <w:ind w:left="2880" w:hanging="360"/>
+      </w:pPr>
+    </w:lvl>
+    <w:lvl w:ilvl="4" w:tplc="04090019" w:tentative="1">
+      <w:start w:val="1"/>
+      <w:numFmt w:val="lowerLetter"/>
+      <w:lvlText w:val="%5."/>
+      <w:lvlJc w:val="left"/>
+      <w:pPr>
+        <w:ind w:left="3600" w:hanging="360"/>
+      </w:pPr>
+    </w:lvl>
+    <w:lvl w:ilvl="5" w:tplc="0409001B" w:tentative="1">
+      <w:start w:val="1"/>
+      <w:numFmt w:val="lowerRoman"/>
+      <w:lvlText w:val="%6."/>
+      <w:lvlJc w:val="right"/>
+      <w:pPr>
+        <w:ind w:left="4320" w:hanging="180"/>
+      </w:pPr>
+    </w:lvl>
+    <w:lvl w:ilvl="6" w:tplc="0409000F" w:tentative="1">
+      <w:start w:val="1"/>
+      <w:numFmt w:val="decimal"/>
+      <w:lvlText w:val="%7."/>
+      <w:lvlJc w:val="left"/>
+      <w:pPr>
+        <w:ind w:left="5040" w:hanging="360"/>
+      </w:pPr>
+    </w:lvl>
+    <w:lvl w:ilvl="7" w:tplc="04090019" w:tentative="1">
+      <w:start w:val="1"/>
+      <w:numFmt w:val="lowerLetter"/>
+      <w:lvlText w:val="%8."/>
+      <w:lvlJc w:val="left"/>
+      <w:pPr>
+        <w:ind w:left="5760" w:hanging="360"/>
+      </w:pPr>
+    </w:lvl>
+    <w:lvl w:ilvl="8" w:tplc="0409001B" w:tentative="1">
+      <w:start w:val="1"/>
+      <w:numFmt w:val="lowerRoman"/>
+      <w:lvlText w:val="%9."/>
+      <w:lvlJc w:val="right"/>
+      <w:pPr>
+        <w:ind w:left="6480" w:hanging="180"/>
+      </w:pPr>
+    </w:lvl>
+  </w:abstractNum>
   <w:num w:numId="1">
+    <w:abstractNumId w:val="1"/>
+  </w:num>
+  <w:num w:numId="2">
+    <w:abstractNumId w:val="3"/>
+  </w:num>
+  <w:num w:numId="3">
+    <w:abstractNumId w:val="5"/>
+  </w:num>
+  <w:num w:numId="4">
+    <w:abstractNumId w:val="4"/>
+  </w:num>
+  <w:num w:numId="5">
     <w:abstractNumId w:val="0"/>
   </w:num>
-  <w:num w:numId="2">
-    <w:abstractNumId w:val="1"/>
+  <w:num w:numId="6">
+    <w:abstractNumId w:val="7"/>
   </w:num>
-  <w:num w:numId="3">
+  <w:num w:numId="7">
     <w:abstractNumId w:val="2"/>
+  </w:num>
+  <w:num w:numId="8">
+    <w:abstractNumId w:val="8"/>
+  </w:num>
+  <w:num w:numId="9">
+    <w:abstractNumId w:val="6"/>
   </w:num>
 </w:numbering>
 </file>
@@ -2309,6 +3630,41 @@
       <w:contextualSpacing/>
     </w:pPr>
   </w:style>
+  <w:style w:type="character" w:styleId="Hyperlink">
+    <w:name w:val="Hyperlink"/>
+    <w:basedOn w:val="DefaultParagraphFont"/>
+    <w:uiPriority w:val="99"/>
+    <w:unhideWhenUsed/>
+    <w:rsid w:val="007D63BC"/>
+    <w:rPr>
+      <w:color w:val="0000FF"/>
+      <w:u w:val="single"/>
+    </w:rPr>
+  </w:style>
+  <w:style w:type="character" w:styleId="FollowedHyperlink">
+    <w:name w:val="FollowedHyperlink"/>
+    <w:basedOn w:val="DefaultParagraphFont"/>
+    <w:uiPriority w:val="99"/>
+    <w:semiHidden/>
+    <w:unhideWhenUsed/>
+    <w:rsid w:val="007D63BC"/>
+    <w:rPr>
+      <w:color w:val="954F72" w:themeColor="followedHyperlink"/>
+      <w:u w:val="single"/>
+    </w:rPr>
+  </w:style>
+  <w:style w:type="character" w:styleId="UnresolvedMention">
+    <w:name w:val="Unresolved Mention"/>
+    <w:basedOn w:val="DefaultParagraphFont"/>
+    <w:uiPriority w:val="99"/>
+    <w:semiHidden/>
+    <w:unhideWhenUsed/>
+    <w:rsid w:val="009452D1"/>
+    <w:rPr>
+      <w:color w:val="605E5C"/>
+      <w:shd w:val="clear" w:color="auto" w:fill="E1DFDD"/>
+    </w:rPr>
+  </w:style>
 </w:styles>
 </file>
 
